--- a/docs/Relatorio_Projeto_Final.docx
+++ b/docs/Relatorio_Projeto_Final.docx
@@ -25,7 +25,23 @@
           <w:b/>
           <w:sz w:val="32"/>
         </w:rPr>
-        <w:t xml:space="preserve"> de Lei por Tema com BERTimbau:</w:t>
+        <w:t xml:space="preserve"> de Lei por Tema com </w:t>
+      </w:r>
+      <w:proofErr w:type="spellStart"/>
+      <w:r>
+        <w:rPr>
+          <w:b/>
+          <w:sz w:val="32"/>
+        </w:rPr>
+        <w:t>BERTimbau</w:t>
+      </w:r>
+      <w:proofErr w:type="spellEnd"/>
+      <w:r>
+        <w:rPr>
+          <w:b/>
+          <w:sz w:val="32"/>
+        </w:rPr>
+        <w:t>:</w:t>
       </w:r>
       <w:r>
         <w:rPr>
@@ -33,7 +49,39 @@
           <w:sz w:val="32"/>
         </w:rPr>
         <w:br/>
-        <w:t>um estudo de transfer learning e domain shift no setor público</w:t>
+        <w:t xml:space="preserve">um estudo de </w:t>
+      </w:r>
+      <w:proofErr w:type="spellStart"/>
+      <w:r>
+        <w:rPr>
+          <w:b/>
+          <w:sz w:val="32"/>
+        </w:rPr>
+        <w:t>transfer</w:t>
+      </w:r>
+      <w:proofErr w:type="spellEnd"/>
+      <w:r>
+        <w:rPr>
+          <w:b/>
+          <w:sz w:val="32"/>
+        </w:rPr>
+        <w:t xml:space="preserve"> learning e </w:t>
+      </w:r>
+      <w:proofErr w:type="spellStart"/>
+      <w:r>
+        <w:rPr>
+          <w:b/>
+          <w:sz w:val="32"/>
+        </w:rPr>
+        <w:t>domain</w:t>
+      </w:r>
+      <w:proofErr w:type="spellEnd"/>
+      <w:r>
+        <w:rPr>
+          <w:b/>
+          <w:sz w:val="32"/>
+        </w:rPr>
+        <w:t xml:space="preserve"> shift no setor público</w:t>
       </w:r>
     </w:p>
     <w:p>
@@ -44,7 +92,21 @@
         <w:rPr>
           <w:i/>
         </w:rPr>
-        <w:t>Projeto Final — Deep Learning e Processamento de Linguagem Natural</w:t>
+        <w:t xml:space="preserve">Projeto Final — </w:t>
+      </w:r>
+      <w:proofErr w:type="spellStart"/>
+      <w:r>
+        <w:rPr>
+          <w:i/>
+        </w:rPr>
+        <w:t>Deep</w:t>
+      </w:r>
+      <w:proofErr w:type="spellEnd"/>
+      <w:r>
+        <w:rPr>
+          <w:i/>
+        </w:rPr>
+        <w:t xml:space="preserve"> Learning e Processamento de Linguagem Natural</w:t>
       </w:r>
       <w:r>
         <w:rPr>
@@ -90,7 +152,23 @@
         <w:t>Lei por</w:t>
       </w:r>
       <w:r>
-        <w:t xml:space="preserve"> Tema com BERTimbau: um estudo de Transfer Learning e Domain Shift no Setor Público</w:t>
+        <w:t xml:space="preserve"> Tema com </w:t>
+      </w:r>
+      <w:proofErr w:type="spellStart"/>
+      <w:r>
+        <w:t>BERTimbau</w:t>
+      </w:r>
+      <w:proofErr w:type="spellEnd"/>
+      <w:r>
+        <w:t xml:space="preserve">: um estudo de </w:t>
+      </w:r>
+      <w:proofErr w:type="spellStart"/>
+      <w:r>
+        <w:t>Transfer</w:t>
+      </w:r>
+      <w:proofErr w:type="spellEnd"/>
+      <w:r>
+        <w:t xml:space="preserve"> Learning e Domain Shift no Setor Público</w:t>
       </w:r>
     </w:p>
     <w:p>
@@ -110,8 +188,21 @@
       <w:r>
         <w:t xml:space="preserve">Integrantes: </w:t>
       </w:r>
-      <w:r>
-        <w:t>Aliendres Souto Souza, Gustavo Salvador Ferraz Ferreira, Shenia Rocha Ladeira.</w:t>
+      <w:proofErr w:type="spellStart"/>
+      <w:r>
+        <w:t>Aliendres</w:t>
+      </w:r>
+      <w:proofErr w:type="spellEnd"/>
+      <w:r>
+        <w:t xml:space="preserve"> Souto Souza, Gustavo Salvador Ferraz Ferreira, </w:t>
+      </w:r>
+      <w:proofErr w:type="spellStart"/>
+      <w:r>
+        <w:t>Shenia</w:t>
+      </w:r>
+      <w:proofErr w:type="spellEnd"/>
+      <w:r>
+        <w:t xml:space="preserve"> Rocha Ladeira.</w:t>
       </w:r>
     </w:p>
     <w:p>
@@ -144,7 +235,15 @@
         <w:jc w:val="both"/>
       </w:pPr>
       <w:r>
-        <w:t>A Câmara dos Deputados recebe milhares de Projetos de Lei (PLs) por ano. Para que qualquer cidadão, pesquisador ou servidor consiga navegar por ess</w:t>
+        <w:t>A Câmara dos Deputados recebe milhares de Projetos de Lei (</w:t>
+      </w:r>
+      <w:proofErr w:type="spellStart"/>
+      <w:r>
+        <w:t>PLs</w:t>
+      </w:r>
+      <w:proofErr w:type="spellEnd"/>
+      <w:r>
+        <w:t>) por ano. Para que qualquer cidadão, pesquisador ou servidor consiga navegar por ess</w:t>
       </w:r>
       <w:r>
         <w:t xml:space="preserve">e grande volume </w:t>
@@ -243,8 +342,13 @@
         <w:t>um PL sobre atendimento hospitalar a pessoas com deficiência, por exemplo, pode envolver tanto “Saúde” quanto “Direitos Humanos”</w:t>
       </w:r>
       <w:r>
-        <w:t>). Por isso, o problema é de classificação multirrótulo</w:t>
-      </w:r>
+        <w:t xml:space="preserve">). Por isso, o problema é de classificação </w:t>
+      </w:r>
+      <w:proofErr w:type="spellStart"/>
+      <w:r>
+        <w:t>multirrótulo</w:t>
+      </w:r>
+      <w:proofErr w:type="spellEnd"/>
       <w:r>
         <w:t>.</w:t>
       </w:r>
@@ -355,7 +459,15 @@
         <w:jc w:val="both"/>
       </w:pPr>
       <w:r>
-        <w:t>A literatura também reforça a importância do tema. Batista (2020), ao classificar aproximadamente 38 mil proposições da Câmara dos Deputados por área temática, demonstrou que a organização temática das proposições é relevante para estudos sobre agenda legislativa e saliência de políticas públicas. De forma complementar, Siqueira et al. (2025), ao apresentarem o corpus Ulysses Tesemõ, evidencia</w:t>
+        <w:t xml:space="preserve">A literatura também reforça a importância do tema. Batista (2020), ao classificar aproximadamente 38 mil proposições da Câmara dos Deputados por área temática, demonstrou que a organização temática das proposições é relevante para estudos sobre agenda legislativa e saliência de políticas públicas. De forma complementar, Siqueira et al. (2025), ao apresentarem o corpus Ulysses </w:t>
+      </w:r>
+      <w:proofErr w:type="spellStart"/>
+      <w:r>
+        <w:t>Tesemõ</w:t>
+      </w:r>
+      <w:proofErr w:type="spellEnd"/>
+      <w:r>
+        <w:t>, evidencia</w:t>
       </w:r>
       <w:r>
         <w:t>m</w:t>
@@ -403,7 +515,21 @@
       </w:r>
       <w:r>
         <w:lastRenderedPageBreak/>
-        <w:t>A classificação automática de textos é uma das tarefas tradicionais do Processamento de Linguagem Natural (PLN). Em abordagens mais clássicas, os documentos costumam ser representados a partir da frequência ou da importância estatística das palavras, como ocorre em técnicas baseadas em bag-of-words e TF-IDF. Embora essas estratégias sejam úteis e ainda funcionem como bons modelos de referência, elas possuem limitações importantes, pois tendem a tratar as palavras de forma mais isolada, sem capturar plenamente o contexto em que aparecem.</w:t>
+        <w:t>A classificação automática de textos é uma das tarefas tradicionais do Processamento de Linguagem Natural (PLN). Em abordagens mais clássicas, os documentos costumam ser representados a partir da frequência ou da importância estatística das palavras, como ocorre em técnicas baseadas em bag-</w:t>
+      </w:r>
+      <w:proofErr w:type="spellStart"/>
+      <w:r>
+        <w:t>of</w:t>
+      </w:r>
+      <w:proofErr w:type="spellEnd"/>
+      <w:r>
+        <w:t>-words e TF-IDF</w:t>
+      </w:r>
+      <w:r>
+        <w:t xml:space="preserve"> (SALTON; BUCKLEY, 1988)</w:t>
+      </w:r>
+      <w:r>
+        <w:t>. Embora essas estratégias sejam úteis e ainda funcionem como bons modelos de referência, elas possuem limitações importantes, pois tendem a tratar as palavras de forma mais isolada, sem capturar plenamente o contexto em que aparecem.</w:t>
       </w:r>
     </w:p>
     <w:p>
@@ -412,19 +538,56 @@
         <w:jc w:val="both"/>
       </w:pPr>
       <w:r>
-        <w:t xml:space="preserve">Nos últimos anos, métodos baseados em aprendizado profundo passaram a ocupar papel central em tarefas de classificação textual. Minaee et al. (2021), em uma revisão ampla sobre classificação de texto com </w:t>
-      </w:r>
+        <w:t xml:space="preserve">Nos últimos anos, métodos baseados em aprendizado profundo passaram a ocupar papel central em tarefas de classificação textual. </w:t>
+      </w:r>
+      <w:proofErr w:type="spellStart"/>
+      <w:r>
+        <w:t>Minaee</w:t>
+      </w:r>
+      <w:proofErr w:type="spellEnd"/>
+      <w:r>
+        <w:t xml:space="preserve"> et al. (2021), em uma revisão ampla sobre classificação de texto com </w:t>
+      </w:r>
+      <w:proofErr w:type="spellStart"/>
       <w:r>
         <w:t>D</w:t>
       </w:r>
       <w:r>
-        <w:t xml:space="preserve">eep </w:t>
+        <w:t>eep</w:t>
+      </w:r>
+      <w:proofErr w:type="spellEnd"/>
+      <w:r>
+        <w:t xml:space="preserve"> </w:t>
       </w:r>
       <w:r>
         <w:t>L</w:t>
       </w:r>
       <w:r>
-        <w:t>earning, analisam mais de 150 modelos e mostram a evolução de arquiteturas como CNNs, RNNs, LSTMs e, mais recentemente, Transformers. Esses modelos passaram a permitir representações mais ricas dos textos, considerando padrões semânticos e relações contextuais que não são facilmente capturados por métodos puramente baseados em contagem de palavras.</w:t>
+        <w:t xml:space="preserve">earning, analisam mais de 150 modelos e mostram a evolução de arquiteturas como </w:t>
+      </w:r>
+      <w:proofErr w:type="spellStart"/>
+      <w:r>
+        <w:t>CNNs</w:t>
+      </w:r>
+      <w:proofErr w:type="spellEnd"/>
+      <w:r>
+        <w:t xml:space="preserve">, </w:t>
+      </w:r>
+      <w:proofErr w:type="spellStart"/>
+      <w:r>
+        <w:t>RNNs</w:t>
+      </w:r>
+      <w:proofErr w:type="spellEnd"/>
+      <w:r>
+        <w:t xml:space="preserve">, </w:t>
+      </w:r>
+      <w:proofErr w:type="spellStart"/>
+      <w:r>
+        <w:t>LSTMs</w:t>
+      </w:r>
+      <w:proofErr w:type="spellEnd"/>
+      <w:r>
+        <w:t xml:space="preserve"> e, mais recentemente, Transformers. Esses modelos passaram a permitir representações mais ricas dos textos, considerando padrões semânticos e relações contextuais que não são facilmente capturados por métodos puramente baseados em contagem de palavras.</w:t>
       </w:r>
     </w:p>
     <w:p>
@@ -433,7 +596,47 @@
         <w:jc w:val="both"/>
       </w:pPr>
       <w:r>
-        <w:t>Um marco importante nessa evolução foi a arquitetura Transformer, proposta por Vaswani et al. (2017), baseada no mecanismo de atenção. Diferentemente de arquiteturas recorrentes, o Transformer utiliza atenção para modelar relações entre os elementos de uma sequência, permitindo maior paralelização e melhor captura de dependências contextuais. A partir dessa arquitetura, Devlin et al. (2019) propuseram o BERT, um modelo pré-treinado capaz de aprender representações bidirecionais da linguagem a partir de grandes volumes de texto não rotulado e, posteriormente, ser ajustado para tarefas específicas, como classificação de textos.</w:t>
+        <w:t xml:space="preserve">Um marco importante nessa evolução foi a arquitetura </w:t>
+      </w:r>
+      <w:proofErr w:type="spellStart"/>
+      <w:r>
+        <w:t>Transformer</w:t>
+      </w:r>
+      <w:proofErr w:type="spellEnd"/>
+      <w:r>
+        <w:t xml:space="preserve">, proposta por </w:t>
+      </w:r>
+      <w:proofErr w:type="spellStart"/>
+      <w:r>
+        <w:t>Vaswani</w:t>
+      </w:r>
+      <w:proofErr w:type="spellEnd"/>
+      <w:r>
+        <w:t xml:space="preserve"> et al. (2017), baseada no mecanismo de atenção. Diferentemente de arquiteturas recorrentes, o </w:t>
+      </w:r>
+      <w:proofErr w:type="spellStart"/>
+      <w:r>
+        <w:t>Transformer</w:t>
+      </w:r>
+      <w:proofErr w:type="spellEnd"/>
+      <w:r>
+        <w:t xml:space="preserve"> utiliza atenção para modelar relações entre os elementos de uma sequência, permitindo maior paralelização e melhor captura de dependências contextuais. A partir dessa arquitetura, </w:t>
+      </w:r>
+      <w:proofErr w:type="spellStart"/>
+      <w:r>
+        <w:t>Devlin</w:t>
+      </w:r>
+      <w:proofErr w:type="spellEnd"/>
+      <w:r>
+        <w:t xml:space="preserve"> et al. (2019) propuseram o BERT, um modelo </w:t>
+      </w:r>
+      <w:proofErr w:type="spellStart"/>
+      <w:r>
+        <w:t>pré</w:t>
+      </w:r>
+      <w:proofErr w:type="spellEnd"/>
+      <w:r>
+        <w:t>-treinado capaz de aprender representações bidirecionais da linguagem a partir de grandes volumes de texto não rotulado e, posteriormente, ser ajustado para tarefas específicas, como classificação de textos.</w:t>
       </w:r>
     </w:p>
     <w:p>
@@ -442,7 +645,55 @@
         <w:jc w:val="both"/>
       </w:pPr>
       <w:r>
-        <w:t>Essa lógica está associada ao paradigma de transfer learning em PLN, também explorado por Howard e Ruder (2018) com o ULMFiT, no qual um modelo previamente treinado em uma grande base textual é reaproveitado e especializado para uma tarefa menor e mais específica. No caso do português brasileiro, Souza, Nogueira e Lotufo (2020) treinaram modelos BERT para o português, conhecidos como BERTimbau. Por ser um modelo pré-treinado especificamente em português brasileiro e já consolidado em tarefas de PLN nesse idioma, o BERTimbau foi escolhido como o modelo profundo utilizado neste trabalho.</w:t>
+        <w:t xml:space="preserve">Essa lógica está associada ao paradigma de </w:t>
+      </w:r>
+      <w:proofErr w:type="spellStart"/>
+      <w:r>
+        <w:t>transfer</w:t>
+      </w:r>
+      <w:proofErr w:type="spellEnd"/>
+      <w:r>
+        <w:t xml:space="preserve"> learning em PLN, também explorado por Howard e </w:t>
+      </w:r>
+      <w:proofErr w:type="spellStart"/>
+      <w:r>
+        <w:t>Ruder</w:t>
+      </w:r>
+      <w:proofErr w:type="spellEnd"/>
+      <w:r>
+        <w:t xml:space="preserve"> (2018) com o </w:t>
+      </w:r>
+      <w:proofErr w:type="spellStart"/>
+      <w:r>
+        <w:t>ULMFiT</w:t>
+      </w:r>
+      <w:proofErr w:type="spellEnd"/>
+      <w:r>
+        <w:t xml:space="preserve">, no qual um modelo previamente treinado em uma grande base textual é reaproveitado e especializado para uma tarefa menor e mais específica. No caso do português brasileiro, Souza, Nogueira e Lotufo (2020) treinaram modelos BERT para o português, conhecidos como </w:t>
+      </w:r>
+      <w:proofErr w:type="spellStart"/>
+      <w:r>
+        <w:t>BERTimbau</w:t>
+      </w:r>
+      <w:proofErr w:type="spellEnd"/>
+      <w:r>
+        <w:t xml:space="preserve">. Por ser um modelo </w:t>
+      </w:r>
+      <w:proofErr w:type="spellStart"/>
+      <w:r>
+        <w:t>pré</w:t>
+      </w:r>
+      <w:proofErr w:type="spellEnd"/>
+      <w:r>
+        <w:t xml:space="preserve">-treinado especificamente em português brasileiro e já consolidado em tarefas de PLN nesse idioma, o </w:t>
+      </w:r>
+      <w:proofErr w:type="spellStart"/>
+      <w:r>
+        <w:t>BERTimbau</w:t>
+      </w:r>
+      <w:proofErr w:type="spellEnd"/>
+      <w:r>
+        <w:t xml:space="preserve"> foi escolhido como o modelo profundo utilizado neste trabalho.</w:t>
       </w:r>
     </w:p>
     <w:p>
@@ -476,7 +727,15 @@
         <w:jc w:val="both"/>
       </w:pPr>
       <w:r>
-        <w:t xml:space="preserve">Nesse contexto, iniciativas como o projeto Ulysses, desenvolvido no âmbito da Câmara dos Deputados, demonstram a importância da aplicação de PLN a documentos legislativos. O corpus UlyssesNER-Br, apresentado por Albuquerque et al. (2022), foi construído para reconhecimento de entidades nomeadas em documentos legislativos brasileiros, incluindo proposições da </w:t>
+        <w:t xml:space="preserve">Nesse contexto, iniciativas como o projeto Ulysses, desenvolvido no âmbito da Câmara dos Deputados, demonstram a importância da aplicação de PLN a documentos legislativos. O corpus </w:t>
+      </w:r>
+      <w:proofErr w:type="spellStart"/>
+      <w:r>
+        <w:t>UlyssesNER</w:t>
+      </w:r>
+      <w:proofErr w:type="spellEnd"/>
+      <w:r>
+        <w:t xml:space="preserve">-Br, apresentado por Albuquerque et al. (2022), foi construído para reconhecimento de entidades nomeadas em documentos legislativos brasileiros, incluindo proposições da </w:t>
       </w:r>
       <w:r>
         <w:lastRenderedPageBreak/>
@@ -530,7 +789,15 @@
         <w:t>da proposição</w:t>
       </w:r>
       <w:r>
-        <w:t xml:space="preserve">, isto é, ao resumo textual curto que descreve o conteúdo principal do Projeto de Lei. A variável de saída corresponde ao conjunto de temas associados a cada proposição, considerando os 32 temas oficiais utilizados pela Câmara dos Deputados. Como uma mesma proposição pode estar associada a mais de um tema, o problema é tratado como uma tarefa de classificação multirrótulo. No conjunto coletado, cada proposição possui, em média, 2,31 temas. </w:t>
+        <w:t xml:space="preserve">, isto é, ao resumo textual curto que descreve o conteúdo principal do Projeto de Lei. A variável de saída corresponde ao conjunto de temas associados a cada proposição, considerando os 32 temas oficiais utilizados pela Câmara dos Deputados. Como uma mesma proposição pode estar associada a mais de um tema, o problema é tratado como uma tarefa de classificação </w:t>
+      </w:r>
+      <w:proofErr w:type="spellStart"/>
+      <w:r>
+        <w:t>multirrótulo</w:t>
+      </w:r>
+      <w:proofErr w:type="spellEnd"/>
+      <w:r>
+        <w:t xml:space="preserve">. No conjunto coletado, cada proposição possui, em média, 2,31 temas. </w:t>
       </w:r>
     </w:p>
     <w:p>
@@ -558,7 +825,15 @@
         <w:jc w:val="both"/>
       </w:pPr>
       <w:r>
-        <w:t>A principal limitação do conjunto de dados está relacionada ao desbalanceamento entre os temas. Embora o dataset contenha 32 temas oficiais, sua distribuição é bastante desigual. Vinte e oito temas possuem suporte igual ou superior a 200 proposições, enquanto quatro apresentam ocorrência muito reduzida: “Ciências Exatas”, com 5 registros; “Ciências Sociais”, com 11; “Processo Legislativo”, com 75; e “Direito Constitucional”, com 84. Essa concentração caracteriza um problema de cauda longa, no qual algumas classes possuem muitos exemplos e outras aparecem raramente. Como consequência, espera-se que os modelos tenham maior dificuldade para aprender padrões associados aos temas menos frequentes, o que deve ser considerado na interpretação das métricas de desempenho.</w:t>
+        <w:t xml:space="preserve">A principal limitação do conjunto de dados está relacionada ao desbalanceamento entre os temas. Embora o </w:t>
+      </w:r>
+      <w:proofErr w:type="spellStart"/>
+      <w:r>
+        <w:t>dataset</w:t>
+      </w:r>
+      <w:proofErr w:type="spellEnd"/>
+      <w:r>
+        <w:t xml:space="preserve"> contenha 32 temas oficiais, sua distribuição é bastante desigual. Vinte e oito temas possuem suporte igual ou superior a 200 proposições, enquanto quatro apresentam ocorrência muito reduzida: “Ciências Exatas”, com 5 registros; “Ciências Sociais”, com 11; “Processo Legislativo”, com 75; e “Direito Constitucional”, com 84. Essa concentração caracteriza um problema de cauda longa, no qual algumas classes possuem muitos exemplos e outras aparecem raramente. Como consequência, espera-se que os modelos tenham maior dificuldade para aprender padrões associados aos temas menos frequentes, o que deve ser considerado na interpretação das métricas de desempenho.</w:t>
       </w:r>
     </w:p>
     <w:p>
@@ -587,6 +862,7 @@
       <w:r>
         <w:t xml:space="preserve">Antes do treinamento dos modelos, foi necessário transformar tanto os textos quanto os rótulos em representações numéricas. Como cada Projeto de Lei pode estar associado a mais de um tema, os rótulos foram convertidos para uma matriz binária no formato </w:t>
       </w:r>
+      <w:proofErr w:type="spellStart"/>
       <w:r>
         <w:rPr>
           <w:i/>
@@ -594,8 +870,17 @@
         </w:rPr>
         <w:t>multi-hot</w:t>
       </w:r>
-      <w:r>
-        <w:t xml:space="preserve">, utilizando o MultiLabelBinarizer. Nesse formato, cada </w:t>
+      <w:proofErr w:type="spellEnd"/>
+      <w:r>
+        <w:t xml:space="preserve">, utilizando o </w:t>
+      </w:r>
+      <w:proofErr w:type="spellStart"/>
+      <w:r>
+        <w:t>MultiLabelBinarizer</w:t>
+      </w:r>
+      <w:proofErr w:type="spellEnd"/>
+      <w:r>
+        <w:t xml:space="preserve">. Nesse formato, cada </w:t>
       </w:r>
       <w:r>
         <w:t>Projeto de Lei</w:t>
@@ -610,7 +895,15 @@
         <w:jc w:val="both"/>
       </w:pPr>
       <w:r>
-        <w:t>Essa representação é adequada para problemas de classificação multirrótulo, pois permite que o modelo aprenda a prever simultaneamente vários temas para uma mesma ementa. Assim, em vez de atribuir apenas uma classe a cada texto, o modelo estima a presença ou ausência de cada um dos 32 temas possíveis.</w:t>
+        <w:t xml:space="preserve">Essa representação é adequada para problemas de classificação </w:t>
+      </w:r>
+      <w:proofErr w:type="spellStart"/>
+      <w:r>
+        <w:t>multirrótulo</w:t>
+      </w:r>
+      <w:proofErr w:type="spellEnd"/>
+      <w:r>
+        <w:t>, pois permite que o modelo aprenda a prever simultaneamente vários temas para uma mesma ementa. Assim, em vez de atribuir apenas uma classe a cada texto, o modelo estima a presença ou ausência de cada um dos 32 temas possíveis.</w:t>
       </w:r>
     </w:p>
     <w:p>
@@ -643,7 +936,23 @@
         <w:t xml:space="preserve"> no conjunto de textos (termos distintivos recebem mais peso)</w:t>
       </w:r>
       <w:r>
-        <w:t>. Já para o modelo profundo baseado em BERTimbau, as ementas foram processadas pelo tokenizador do próprio modelo, responsável por dividir o texto em unidades menores (</w:t>
+        <w:t xml:space="preserve">. Já para o modelo profundo baseado em </w:t>
+      </w:r>
+      <w:proofErr w:type="spellStart"/>
+      <w:r>
+        <w:t>BERTimbau</w:t>
+      </w:r>
+      <w:proofErr w:type="spellEnd"/>
+      <w:r>
+        <w:t xml:space="preserve">, as ementas foram processadas pelo </w:t>
+      </w:r>
+      <w:proofErr w:type="spellStart"/>
+      <w:r>
+        <w:t>tokenizador</w:t>
+      </w:r>
+      <w:proofErr w:type="spellEnd"/>
+      <w:r>
+        <w:t xml:space="preserve"> do próprio modelo, responsável por dividir o texto em unidades menores (</w:t>
       </w:r>
       <w:r>
         <w:rPr>
@@ -653,7 +962,15 @@
         <w:t>tokens</w:t>
       </w:r>
       <w:r>
-        <w:t>) e convertê-las em identificadores numéricos compatíveis com a arquitetura Transformer.</w:t>
+        <w:t xml:space="preserve">) e convertê-las em identificadores numéricos compatíveis com a arquitetura </w:t>
+      </w:r>
+      <w:proofErr w:type="spellStart"/>
+      <w:r>
+        <w:t>Transformer</w:t>
+      </w:r>
+      <w:proofErr w:type="spellEnd"/>
+      <w:r>
+        <w:t>.</w:t>
       </w:r>
     </w:p>
     <w:p>
@@ -681,7 +998,55 @@
         <w:jc w:val="both"/>
       </w:pPr>
       <w:r>
-        <w:t>Como o problema investigado é de classificação multirrótulo e apresenta forte desbalanceamento entre os temas, a divisão aleatória simples poderia gerar partições com distribuição inadequada dos rótulos, especialmente nos temas menos frequentes. Para reduzir esse risco, foi utilizada a técnica de estratificação iterativa, por meio do MultilabelStratifiedShuffleSplit. Essa abordagem, proposta por Sechidis, Tsoumakas e Vlahavas (2011), busca preservar a distribuição dos rótulos nas diferentes partições, tornando a divisão mais adequada para problemas multirrótulo.</w:t>
+        <w:t xml:space="preserve">Como o problema investigado é de classificação </w:t>
+      </w:r>
+      <w:proofErr w:type="spellStart"/>
+      <w:r>
+        <w:t>multirrótulo</w:t>
+      </w:r>
+      <w:proofErr w:type="spellEnd"/>
+      <w:r>
+        <w:t xml:space="preserve"> e apresenta forte desbalanceamento entre os temas, a divisão aleatória simples poderia gerar partições com distribuição inadequada dos rótulos, especialmente nos temas menos frequentes. Para reduzir esse risco, foi utilizada a técnica de estratificação iterativa, por meio do </w:t>
+      </w:r>
+      <w:proofErr w:type="spellStart"/>
+      <w:r>
+        <w:t>MultilabelStratifiedShuffleSplit</w:t>
+      </w:r>
+      <w:proofErr w:type="spellEnd"/>
+      <w:r>
+        <w:t xml:space="preserve">. Essa abordagem, proposta por </w:t>
+      </w:r>
+      <w:proofErr w:type="spellStart"/>
+      <w:r>
+        <w:t>Sechidis</w:t>
+      </w:r>
+      <w:proofErr w:type="spellEnd"/>
+      <w:r>
+        <w:t xml:space="preserve">, </w:t>
+      </w:r>
+      <w:proofErr w:type="spellStart"/>
+      <w:r>
+        <w:t>Tsoumakas</w:t>
+      </w:r>
+      <w:proofErr w:type="spellEnd"/>
+      <w:r>
+        <w:t xml:space="preserve"> e </w:t>
+      </w:r>
+      <w:proofErr w:type="spellStart"/>
+      <w:r>
+        <w:t>Vlahavas</w:t>
+      </w:r>
+      <w:proofErr w:type="spellEnd"/>
+      <w:r>
+        <w:t xml:space="preserve"> (2011), busca preservar a distribuição dos rótulos nas diferentes partições, tornando a divisão mais adequada para problemas </w:t>
+      </w:r>
+      <w:proofErr w:type="spellStart"/>
+      <w:r>
+        <w:t>multirrótulo</w:t>
+      </w:r>
+      <w:proofErr w:type="spellEnd"/>
+      <w:r>
+        <w:t>.</w:t>
       </w:r>
     </w:p>
     <w:p>
@@ -735,12 +1100,53 @@
       <w:r>
         <w:t>As ementas dos Projetos de Lei foram inicialmente transformadas em vetores numéricos por meio da técnica TF-IDF (</w:t>
       </w:r>
+      <w:proofErr w:type="spellStart"/>
       <w:r>
         <w:rPr>
           <w:i/>
           <w:iCs/>
         </w:rPr>
-        <w:t>Term Frequency-Inverse Document Frequency</w:t>
+        <w:t>Term</w:t>
+      </w:r>
+      <w:proofErr w:type="spellEnd"/>
+      <w:r>
+        <w:rPr>
+          <w:i/>
+          <w:iCs/>
+        </w:rPr>
+        <w:t xml:space="preserve"> Frequency-</w:t>
+      </w:r>
+      <w:proofErr w:type="spellStart"/>
+      <w:r>
+        <w:rPr>
+          <w:i/>
+          <w:iCs/>
+        </w:rPr>
+        <w:t>Inverse</w:t>
+      </w:r>
+      <w:proofErr w:type="spellEnd"/>
+      <w:r>
+        <w:rPr>
+          <w:i/>
+          <w:iCs/>
+        </w:rPr>
+        <w:t xml:space="preserve"> </w:t>
+      </w:r>
+      <w:proofErr w:type="spellStart"/>
+      <w:r>
+        <w:rPr>
+          <w:i/>
+          <w:iCs/>
+        </w:rPr>
+        <w:t>Document</w:t>
+      </w:r>
+      <w:proofErr w:type="spellEnd"/>
+      <w:r>
+        <w:rPr>
+          <w:i/>
+          <w:iCs/>
+        </w:rPr>
+        <w:t xml:space="preserve"> Frequency</w:t>
       </w:r>
       <w:r>
         <w:t xml:space="preserve">). Essa representação atribui peso aos termos de acordo com sua frequência em cada documento e sua </w:t>
@@ -752,7 +1158,15 @@
         <w:t>no conjunto total de textos, reduzindo a importância de palavras muito comuns e destacando termos mais distintivos. Além de palavras isoladas</w:t>
       </w:r>
       <w:r>
-        <w:t xml:space="preserve"> (unigramas)</w:t>
+        <w:t xml:space="preserve"> (</w:t>
+      </w:r>
+      <w:proofErr w:type="spellStart"/>
+      <w:r>
+        <w:t>unigramas</w:t>
+      </w:r>
+      <w:proofErr w:type="spellEnd"/>
+      <w:r>
+        <w:t>)</w:t>
       </w:r>
       <w:r>
         <w:t>, também foram considerados pares de palavras</w:t>
@@ -764,7 +1178,20 @@
         <w:t xml:space="preserve">, </w:t>
       </w:r>
       <w:r>
-        <w:t>por meio do parâmetro ngram_range=(1,2)</w:t>
+        <w:t xml:space="preserve">por meio do parâmetro </w:t>
+      </w:r>
+      <w:proofErr w:type="spellStart"/>
+      <w:r>
+        <w:t>ngram_range</w:t>
+      </w:r>
+      <w:proofErr w:type="spellEnd"/>
+      <w:proofErr w:type="gramStart"/>
+      <w:r>
+        <w:t>=(</w:t>
+      </w:r>
+      <w:proofErr w:type="gramEnd"/>
+      <w:r>
+        <w:t>1,2)</w:t>
       </w:r>
       <w:r>
         <w:t xml:space="preserve">, </w:t>
@@ -775,8 +1202,13 @@
       <w:r>
         <w:t xml:space="preserve">parâmetro </w:t>
       </w:r>
-      <w:r>
-        <w:t>min_df=5, ou seja, presentes em menos de cinco documentos), enquanto o restante do vocabulário foi mantido integralmente, sem imposição de um limite máximo de atributos</w:t>
+      <w:proofErr w:type="spellStart"/>
+      <w:r>
+        <w:t>min_df</w:t>
+      </w:r>
+      <w:proofErr w:type="spellEnd"/>
+      <w:r>
+        <w:t>=5, ou seja, presentes em menos de cinco documentos), enquanto o restante do vocabulário foi mantido integralmente, sem imposição de um limite máximo de atributos</w:t>
       </w:r>
       <w:r>
         <w:t>.</w:t>
@@ -790,6 +1222,7 @@
       <w:r>
         <w:t xml:space="preserve">Sobre essa representação vetorial, foi treinado um modelo de Regressão Logística no esquema </w:t>
       </w:r>
+      <w:proofErr w:type="spellStart"/>
       <w:r>
         <w:rPr>
           <w:i/>
@@ -797,12 +1230,29 @@
         </w:rPr>
         <w:t>one-vs-rest</w:t>
       </w:r>
-      <w:r>
-        <w:t xml:space="preserve">, implementado por meio do OneVsRestClassifier. Nessa estratégia, é ajustado um classificador binário para cada tema, responsável por estimar se aquele rótulo deve ou não ser </w:t>
+      <w:proofErr w:type="spellEnd"/>
+      <w:r>
+        <w:t xml:space="preserve">, implementado por meio do </w:t>
+      </w:r>
+      <w:proofErr w:type="spellStart"/>
+      <w:r>
+        <w:t>OneVsRestClassifier</w:t>
+      </w:r>
+      <w:proofErr w:type="spellEnd"/>
+      <w:r>
+        <w:t xml:space="preserve">. Nessa estratégia, é ajustado um classificador binário para cada tema, responsável por estimar se aquele rótulo deve ou não ser </w:t>
       </w:r>
       <w:r>
         <w:lastRenderedPageBreak/>
-        <w:t>atribuído à proposição. Essa abordagem é adequada para problemas multirrótulo, pois permite que diferentes temas sejam previstos simultaneamente para uma mesma ementa.</w:t>
+        <w:t xml:space="preserve">atribuído à proposição. Essa abordagem é adequada para problemas </w:t>
+      </w:r>
+      <w:proofErr w:type="spellStart"/>
+      <w:r>
+        <w:t>multirrótulo</w:t>
+      </w:r>
+      <w:proofErr w:type="spellEnd"/>
+      <w:r>
+        <w:t>, pois permite que diferentes temas sejam previstos simultaneamente para uma mesma ementa.</w:t>
       </w:r>
     </w:p>
     <w:p>
@@ -827,7 +1277,79 @@
           <w:sz w:val="22"/>
           <w:szCs w:val="22"/>
         </w:rPr>
-        <w:t>Para reduzir o impacto do desbalanceamento entre os temas, foi utilizado o parâmetro class_weight='balanced', que atribui maior peso às classes menos frequentes durante o treinamento. Essa configuração é especialmente importante neste trabalho, pois alguns temas possuem número reduzido de exemplos. Além disso, o modelo apresenta baixo custo computacional, podendo ser treinado em CPU em poucos minutos, o que o torna apropriado como base de comparação para o modelo profundo baseado em BERTimbau.</w:t>
+        <w:t xml:space="preserve">Para reduzir o impacto do desbalanceamento entre os temas, foi utilizado o parâmetro </w:t>
+      </w:r>
+      <w:proofErr w:type="spellStart"/>
+      <w:r>
+        <w:rPr>
+          <w:rFonts w:ascii="Calibri" w:eastAsiaTheme="minorEastAsia" w:hAnsi="Calibri" w:cstheme="minorBidi"/>
+          <w:b w:val="0"/>
+          <w:bCs w:val="0"/>
+          <w:color w:val="auto"/>
+          <w:sz w:val="22"/>
+          <w:szCs w:val="22"/>
+        </w:rPr>
+        <w:t>class_weight</w:t>
+      </w:r>
+      <w:proofErr w:type="spellEnd"/>
+      <w:r>
+        <w:rPr>
+          <w:rFonts w:ascii="Calibri" w:eastAsiaTheme="minorEastAsia" w:hAnsi="Calibri" w:cstheme="minorBidi"/>
+          <w:b w:val="0"/>
+          <w:bCs w:val="0"/>
+          <w:color w:val="auto"/>
+          <w:sz w:val="22"/>
+          <w:szCs w:val="22"/>
+        </w:rPr>
+        <w:t>='</w:t>
+      </w:r>
+      <w:proofErr w:type="spellStart"/>
+      <w:r>
+        <w:rPr>
+          <w:rFonts w:ascii="Calibri" w:eastAsiaTheme="minorEastAsia" w:hAnsi="Calibri" w:cstheme="minorBidi"/>
+          <w:b w:val="0"/>
+          <w:bCs w:val="0"/>
+          <w:color w:val="auto"/>
+          <w:sz w:val="22"/>
+          <w:szCs w:val="22"/>
+        </w:rPr>
+        <w:t>balanced</w:t>
+      </w:r>
+      <w:proofErr w:type="spellEnd"/>
+      <w:r>
+        <w:rPr>
+          <w:rFonts w:ascii="Calibri" w:eastAsiaTheme="minorEastAsia" w:hAnsi="Calibri" w:cstheme="minorBidi"/>
+          <w:b w:val="0"/>
+          <w:bCs w:val="0"/>
+          <w:color w:val="auto"/>
+          <w:sz w:val="22"/>
+          <w:szCs w:val="22"/>
+        </w:rPr>
+        <w:t xml:space="preserve">', que atribui maior peso às classes menos frequentes durante o treinamento. Essa configuração é especialmente importante neste trabalho, pois alguns temas possuem número reduzido de exemplos. Além disso, o modelo apresenta baixo custo computacional, podendo ser treinado em CPU em poucos minutos, o que o torna apropriado como base de comparação para o modelo profundo baseado em </w:t>
+      </w:r>
+      <w:proofErr w:type="spellStart"/>
+      <w:r>
+        <w:rPr>
+          <w:rFonts w:ascii="Calibri" w:eastAsiaTheme="minorEastAsia" w:hAnsi="Calibri" w:cstheme="minorBidi"/>
+          <w:b w:val="0"/>
+          <w:bCs w:val="0"/>
+          <w:color w:val="auto"/>
+          <w:sz w:val="22"/>
+          <w:szCs w:val="22"/>
+        </w:rPr>
+        <w:t>BERTimbau</w:t>
+      </w:r>
+      <w:proofErr w:type="spellEnd"/>
+      <w:r>
+        <w:rPr>
+          <w:rFonts w:ascii="Calibri" w:eastAsiaTheme="minorEastAsia" w:hAnsi="Calibri" w:cstheme="minorBidi"/>
+          <w:b w:val="0"/>
+          <w:bCs w:val="0"/>
+          <w:color w:val="auto"/>
+          <w:sz w:val="22"/>
+          <w:szCs w:val="22"/>
+        </w:rPr>
+        <w:t>.</w:t>
       </w:r>
     </w:p>
     <w:p>
@@ -836,8 +1358,13 @@
         <w:jc w:val="both"/>
       </w:pPr>
       <w:r>
-        <w:t>7.4 Modelo profundo: ajuste fino do BERTimbau</w:t>
-      </w:r>
+        <w:t xml:space="preserve">7.4 Modelo profundo: ajuste fino do </w:t>
+      </w:r>
+      <w:proofErr w:type="spellStart"/>
+      <w:r>
+        <w:t>BERTimbau</w:t>
+      </w:r>
+      <w:proofErr w:type="spellEnd"/>
     </w:p>
     <w:p>
       <w:pPr>
@@ -845,15 +1372,72 @@
         <w:jc w:val="both"/>
       </w:pPr>
       <w:r>
-        <w:t>O modelo principal adotado neste trabalho foi o BERTimbau, na versão neuralmind/bert-base-portuguese-cased. Trata-se de um modelo baseado na arquitetura BERT e pré-treinado especificamente para o português brasileiro. A escolha desse modelo se justifica pelo fato de ele já possuir representações linguísticas aprendidas a partir de grandes volumes de texto em português, o que permite sua adaptação para tarefas específicas por meio de ajuste fino (</w:t>
+        <w:t xml:space="preserve">O modelo principal adotado neste trabalho foi o </w:t>
+      </w:r>
+      <w:proofErr w:type="spellStart"/>
+      <w:r>
+        <w:t>BERTimbau</w:t>
+      </w:r>
+      <w:proofErr w:type="spellEnd"/>
+      <w:r>
+        <w:t xml:space="preserve">, na versão </w:t>
+      </w:r>
+      <w:proofErr w:type="spellStart"/>
+      <w:r>
+        <w:t>neuralmind</w:t>
+      </w:r>
+      <w:proofErr w:type="spellEnd"/>
+      <w:r>
+        <w:t>/</w:t>
+      </w:r>
+      <w:proofErr w:type="spellStart"/>
+      <w:r>
+        <w:t>bert</w:t>
+      </w:r>
+      <w:proofErr w:type="spellEnd"/>
+      <w:r>
+        <w:t>-base-</w:t>
+      </w:r>
+      <w:proofErr w:type="spellStart"/>
+      <w:r>
+        <w:t>portuguese</w:t>
+      </w:r>
+      <w:proofErr w:type="spellEnd"/>
+      <w:r>
+        <w:t>-</w:t>
+      </w:r>
+      <w:proofErr w:type="spellStart"/>
+      <w:r>
+        <w:t>cased</w:t>
+      </w:r>
+      <w:proofErr w:type="spellEnd"/>
+      <w:r>
+        <w:t xml:space="preserve">. Trata-se de um modelo baseado na arquitetura BERT e </w:t>
+      </w:r>
+      <w:proofErr w:type="spellStart"/>
+      <w:r>
+        <w:t>pré</w:t>
+      </w:r>
+      <w:proofErr w:type="spellEnd"/>
+      <w:r>
+        <w:t>-treinado especificamente para o português brasileiro. A escolha desse modelo se justifica pelo fato de ele já possuir representações linguísticas aprendidas a partir de grandes volumes de texto em português, o que permite sua adaptação para tarefas específicas por meio de ajuste fino (</w:t>
       </w:r>
       <w:r>
         <w:rPr>
           <w:i/>
           <w:iCs/>
         </w:rPr>
-        <w:t>fine-tuning</w:t>
-      </w:r>
+        <w:t>fine-</w:t>
+      </w:r>
+      <w:proofErr w:type="spellStart"/>
+      <w:r>
+        <w:rPr>
+          <w:i/>
+          <w:iCs/>
+        </w:rPr>
+        <w:t>tuning</w:t>
+      </w:r>
+      <w:proofErr w:type="spellEnd"/>
       <w:r>
         <w:t>).</w:t>
       </w:r>
@@ -864,7 +1448,23 @@
         <w:jc w:val="both"/>
       </w:pPr>
       <w:r>
-        <w:t>Neste trabalho, o ajuste fino consistiu em treinar o BERTimbau com as ementas dos Projetos de Lei e seus respectivos temas oficiais. Dessa forma, o modelo parte de representações linguísticas gerais previamente aprendidas e passa a especializá-las para a tarefa de classificação temática de proposições legislativas. A tarefa foi configurada como multi_label_classification, uma vez que cada ementa pode estar associada simultaneamente a mais de um dos 32 temas oficiais.</w:t>
+        <w:t xml:space="preserve">Neste trabalho, o ajuste fino consistiu em treinar o </w:t>
+      </w:r>
+      <w:proofErr w:type="spellStart"/>
+      <w:r>
+        <w:t>BERTimbau</w:t>
+      </w:r>
+      <w:proofErr w:type="spellEnd"/>
+      <w:r>
+        <w:t xml:space="preserve"> com as ementas dos Projetos de Lei e seus respectivos temas oficiais. Dessa forma, o modelo parte de representações linguísticas gerais previamente aprendidas e passa a especializá-las para a tarefa de classificação temática de proposições legislativas. A tarefa foi configurada como </w:t>
+      </w:r>
+      <w:proofErr w:type="spellStart"/>
+      <w:r>
+        <w:t>multi_label_classification</w:t>
+      </w:r>
+      <w:proofErr w:type="spellEnd"/>
+      <w:r>
+        <w:t>, uma vez que cada ementa pode estar associada simultaneamente a mais de um dos 32 temas oficiais.</w:t>
       </w:r>
     </w:p>
     <w:p>
@@ -873,8 +1473,25 @@
         <w:jc w:val="both"/>
       </w:pPr>
       <w:r>
-        <w:t xml:space="preserve">Na camada de saída, o modelo foi configurado com 32 neurônios, cada um correspondente a um tema. Como se trata de um problema multirrótulo, as saídas são tratadas de forma independente por meio da função sigmoide, que transforma cada valor produzido pelo modelo em uma probabilidade entre 0 e 1. Com isso, diferentes temas podem receber probabilidades elevadas ao mesmo tempo. Essa formulação difere de problemas multiclasse, nos quais normalmente se utiliza a função </w:t>
-      </w:r>
+        <w:t xml:space="preserve">Na camada de saída, o modelo foi configurado com 32 neurônios, cada um correspondente a um tema. Como se trata de um problema </w:t>
+      </w:r>
+      <w:proofErr w:type="spellStart"/>
+      <w:r>
+        <w:t>multirrótulo</w:t>
+      </w:r>
+      <w:proofErr w:type="spellEnd"/>
+      <w:r>
+        <w:t xml:space="preserve">, as saídas são tratadas de forma independente por meio da função sigmoide, que transforma cada valor produzido pelo modelo em uma probabilidade entre 0 e 1. Com isso, diferentes temas podem receber probabilidades elevadas ao mesmo tempo. Essa formulação difere de problemas </w:t>
+      </w:r>
+      <w:proofErr w:type="spellStart"/>
+      <w:r>
+        <w:t>multiclasse</w:t>
+      </w:r>
+      <w:proofErr w:type="spellEnd"/>
+      <w:r>
+        <w:t xml:space="preserve">, nos quais normalmente se utiliza a função </w:t>
+      </w:r>
+      <w:proofErr w:type="spellStart"/>
       <w:r>
         <w:rPr>
           <w:i/>
@@ -882,6 +1499,7 @@
         </w:rPr>
         <w:t>softmax</w:t>
       </w:r>
+      <w:proofErr w:type="spellEnd"/>
       <w:r>
         <w:t>, que distribui a probabilidade entre classes mutuamente exclusivas.</w:t>
       </w:r>
@@ -892,7 +1510,31 @@
         <w:jc w:val="both"/>
       </w:pPr>
       <w:r>
-        <w:t>Em função dessa configuração, a função de perda utilizada foi a BCEWithLogitsLoss, isto é, entropia cruzada binária aplicada diretamente aos logits produzidos pelo modelo. Essa função avalia cada rótulo como uma decisão binária independente, indicando a presença ou ausência de determinado tema. Essa escolha é adequada para a classificação multirrótulo, pois permite que uma mesma proposição seja associada a múltiplos temas simultaneamente.</w:t>
+        <w:t xml:space="preserve">Em função dessa configuração, a função de perda utilizada foi a </w:t>
+      </w:r>
+      <w:proofErr w:type="spellStart"/>
+      <w:r>
+        <w:t>BCEWithLogitsLoss</w:t>
+      </w:r>
+      <w:proofErr w:type="spellEnd"/>
+      <w:r>
+        <w:t xml:space="preserve">, isto é, entropia cruzada binária aplicada diretamente aos </w:t>
+      </w:r>
+      <w:proofErr w:type="spellStart"/>
+      <w:r>
+        <w:t>logits</w:t>
+      </w:r>
+      <w:proofErr w:type="spellEnd"/>
+      <w:r>
+        <w:t xml:space="preserve"> produzidos pelo modelo. Essa função avalia cada rótulo como uma decisão binária independente, indicando a presença ou ausência de determinado tema. Essa escolha é adequada para a classificação </w:t>
+      </w:r>
+      <w:proofErr w:type="spellStart"/>
+      <w:r>
+        <w:t>multirrótulo</w:t>
+      </w:r>
+      <w:proofErr w:type="spellEnd"/>
+      <w:r>
+        <w:t>, pois permite que uma mesma proposição seja associada a múltiplos temas simultaneamente.</w:t>
       </w:r>
     </w:p>
     <w:p>
@@ -901,7 +1543,31 @@
         <w:jc w:val="both"/>
       </w:pPr>
       <w:r>
-        <w:t xml:space="preserve">Também foi necessário definir o tamanho máximo de entrada dos textos. Para isso, foi analisada a distribuição de tokens das ementas a partir do tokenizador do próprio BERTimbau. A mediana observada foi de 45 tokens, enquanto o percentil 99 foi de 135 tokens. Com base nessa distribuição, foi definido max_length = 192, valor suficiente para cobrir o percentil 99 com margem de segurança. Essa escolha resultou no truncamento de apenas 0,16% das ementas, preservando praticamente todo o conteúdo textual relevante e mantendo o custo computacional controlado. A atenção ao limite de entrada é importante porque modelos </w:t>
+        <w:t xml:space="preserve">Também foi necessário definir o tamanho máximo de entrada dos textos. Para isso, foi analisada a distribuição de tokens das ementas a partir do </w:t>
+      </w:r>
+      <w:proofErr w:type="spellStart"/>
+      <w:r>
+        <w:t>tokenizador</w:t>
+      </w:r>
+      <w:proofErr w:type="spellEnd"/>
+      <w:r>
+        <w:t xml:space="preserve"> do próprio </w:t>
+      </w:r>
+      <w:proofErr w:type="spellStart"/>
+      <w:r>
+        <w:t>BERTimbau</w:t>
+      </w:r>
+      <w:proofErr w:type="spellEnd"/>
+      <w:r>
+        <w:t xml:space="preserve">. A mediana observada foi de 45 tokens, enquanto o percentil 99 foi de 135 tokens. Com base nessa distribuição, foi definido </w:t>
+      </w:r>
+      <w:proofErr w:type="spellStart"/>
+      <w:r>
+        <w:t>max_length</w:t>
+      </w:r>
+      <w:proofErr w:type="spellEnd"/>
+      <w:r>
+        <w:t xml:space="preserve"> = 192, valor suficiente para cobrir o percentil 99 com margem de segurança. Essa escolha resultou no truncamento de apenas 0,16% das ementas, preservando praticamente todo o conteúdo textual relevante e mantendo o custo computacional controlado. A atenção ao limite de entrada é importante porque modelos </w:t>
       </w:r>
       <w:r>
         <w:lastRenderedPageBreak/>
@@ -921,25 +1587,76 @@
         </w:rPr>
       </w:pPr>
       <w:r>
-        <w:t>O treinamento foi realizado em GPU, utilizando uma NVIDIA RTX 3060. Os principais hiperparâmetros adotados foram: tamanho de lote (</w:t>
+        <w:t xml:space="preserve">O treinamento foi realizado em GPU, utilizando uma NVIDIA RTX 3060. Os principais </w:t>
+      </w:r>
+      <w:proofErr w:type="spellStart"/>
+      <w:r>
+        <w:t>hiperparâmetros</w:t>
+      </w:r>
+      <w:proofErr w:type="spellEnd"/>
+      <w:r>
+        <w:t xml:space="preserve"> adotados foram: tamanho de lote (</w:t>
       </w:r>
       <w:r>
         <w:rPr>
           <w:i/>
           <w:iCs/>
         </w:rPr>
-        <w:t>batch size</w:t>
-      </w:r>
-      <w:r>
-        <w:t>) igual a 16, warmup_ratio = 0,1, weight_decay = 0,01 e treinamento por até 6 épocas, com parada antecipada (</w:t>
-      </w:r>
+        <w:t xml:space="preserve">batch </w:t>
+      </w:r>
+      <w:proofErr w:type="spellStart"/>
       <w:r>
         <w:rPr>
           <w:i/>
           <w:iCs/>
         </w:rPr>
-        <w:t>early stopping</w:t>
-      </w:r>
+        <w:t>size</w:t>
+      </w:r>
+      <w:proofErr w:type="spellEnd"/>
+      <w:r>
+        <w:t xml:space="preserve">) igual a 16, </w:t>
+      </w:r>
+      <w:proofErr w:type="spellStart"/>
+      <w:r>
+        <w:t>warmup_ratio</w:t>
+      </w:r>
+      <w:proofErr w:type="spellEnd"/>
+      <w:r>
+        <w:t xml:space="preserve"> = 0,1, </w:t>
+      </w:r>
+      <w:proofErr w:type="spellStart"/>
+      <w:r>
+        <w:t>weight_decay</w:t>
+      </w:r>
+      <w:proofErr w:type="spellEnd"/>
+      <w:r>
+        <w:t xml:space="preserve"> = 0,01 e treinamento por até 6 épocas, com parada antecipada (</w:t>
+      </w:r>
+      <w:proofErr w:type="spellStart"/>
+      <w:r>
+        <w:rPr>
+          <w:i/>
+          <w:iCs/>
+        </w:rPr>
+        <w:t>early</w:t>
+      </w:r>
+      <w:proofErr w:type="spellEnd"/>
+      <w:r>
+        <w:rPr>
+          <w:i/>
+          <w:iCs/>
+        </w:rPr>
+        <w:t xml:space="preserve"> </w:t>
+      </w:r>
+      <w:proofErr w:type="spellStart"/>
+      <w:r>
+        <w:rPr>
+          <w:i/>
+          <w:iCs/>
+        </w:rPr>
+        <w:t>stopping</w:t>
+      </w:r>
+      <w:proofErr w:type="spellEnd"/>
       <w:r>
         <w:t xml:space="preserve">) com base no desempenho na partição de validação. </w:t>
       </w:r>
@@ -949,6 +1666,9 @@
     </w:p>
     <w:p>
       <w:r>
+        <w:rPr>
+          <w:noProof/>
+        </w:rPr>
         <w:lastRenderedPageBreak/>
         <w:drawing>
           <wp:inline distT="0" distB="0" distL="0" distR="0" wp14:anchorId="2889B94A" wp14:editId="74805785">
@@ -1024,7 +1744,71 @@
           <w:i/>
           <w:sz w:val="18"/>
         </w:rPr>
-        <w:t xml:space="preserve"> – Arquitetura do modelo BERTimbau para classificação temática multirrótulo de proposições legislativas. A ementa é tokenizada, processada pelo encoder Transformer e convertida em 32 probabilidades independentes, uma para cada tema. A decisão final é obtida por limiares específicos por tema.</w:t>
+        <w:t xml:space="preserve"> – Arquitetura do modelo </w:t>
+      </w:r>
+      <w:proofErr w:type="spellStart"/>
+      <w:r>
+        <w:rPr>
+          <w:i/>
+          <w:sz w:val="18"/>
+        </w:rPr>
+        <w:t>BERTimbau</w:t>
+      </w:r>
+      <w:proofErr w:type="spellEnd"/>
+      <w:r>
+        <w:rPr>
+          <w:i/>
+          <w:sz w:val="18"/>
+        </w:rPr>
+        <w:t xml:space="preserve"> para classificação temática </w:t>
+      </w:r>
+      <w:proofErr w:type="spellStart"/>
+      <w:r>
+        <w:rPr>
+          <w:i/>
+          <w:sz w:val="18"/>
+        </w:rPr>
+        <w:t>multirrótulo</w:t>
+      </w:r>
+      <w:proofErr w:type="spellEnd"/>
+      <w:r>
+        <w:rPr>
+          <w:i/>
+          <w:sz w:val="18"/>
+        </w:rPr>
+        <w:t xml:space="preserve"> de proposições legislativas. A ementa é tokenizada, processada pelo </w:t>
+      </w:r>
+      <w:proofErr w:type="spellStart"/>
+      <w:r>
+        <w:rPr>
+          <w:i/>
+          <w:sz w:val="18"/>
+        </w:rPr>
+        <w:t>encoder</w:t>
+      </w:r>
+      <w:proofErr w:type="spellEnd"/>
+      <w:r>
+        <w:rPr>
+          <w:i/>
+          <w:sz w:val="18"/>
+        </w:rPr>
+        <w:t xml:space="preserve"> </w:t>
+      </w:r>
+      <w:proofErr w:type="spellStart"/>
+      <w:r>
+        <w:rPr>
+          <w:i/>
+          <w:sz w:val="18"/>
+        </w:rPr>
+        <w:t>Transformer</w:t>
+      </w:r>
+      <w:proofErr w:type="spellEnd"/>
+      <w:r>
+        <w:rPr>
+          <w:i/>
+          <w:sz w:val="18"/>
+        </w:rPr>
+        <w:t xml:space="preserve"> e convertida em 32 probabilidades independentes, uma para cada tema. A decisão final é obtida por limiares específicos por tema.</w:t>
       </w:r>
     </w:p>
     <w:p>
@@ -1032,7 +1816,55 @@
         <w:jc w:val="both"/>
       </w:pPr>
       <w:r>
-        <w:t>A Figura X resume a arquitetura utilizada no modelo profundo. A entrada do sistema é a ementa da proposição, que passa pelo tokenizador do BERTimbau e é convertida em identificadores numéricos e máscara de atenção. Em seguida, esses tokens são representados na camada de embeddings e processados pelo encoder Transformer do BERTimbau, composto por 12 camadas. A representação contextual do token [CLS] é então utilizada como síntese da ementa e encaminhada para uma cabeça de classificação linear, responsável por gerar 32 valores de saída, um para cada tema oficial da Câmara dos Deputados.</w:t>
+        <w:t xml:space="preserve">A Figura X resume a arquitetura utilizada no modelo profundo. A entrada do sistema é a ementa da proposição, que passa pelo </w:t>
+      </w:r>
+      <w:proofErr w:type="spellStart"/>
+      <w:r>
+        <w:t>tokenizador</w:t>
+      </w:r>
+      <w:proofErr w:type="spellEnd"/>
+      <w:r>
+        <w:t xml:space="preserve"> do </w:t>
+      </w:r>
+      <w:proofErr w:type="spellStart"/>
+      <w:r>
+        <w:t>BERTimbau</w:t>
+      </w:r>
+      <w:proofErr w:type="spellEnd"/>
+      <w:r>
+        <w:t xml:space="preserve"> e é convertida em identificadores numéricos e máscara de atenção. Em seguida, esses tokens são representados na camada de </w:t>
+      </w:r>
+      <w:proofErr w:type="spellStart"/>
+      <w:r>
+        <w:t>embeddings</w:t>
+      </w:r>
+      <w:proofErr w:type="spellEnd"/>
+      <w:r>
+        <w:t xml:space="preserve"> e processados pelo </w:t>
+      </w:r>
+      <w:proofErr w:type="spellStart"/>
+      <w:r>
+        <w:t>encoder</w:t>
+      </w:r>
+      <w:proofErr w:type="spellEnd"/>
+      <w:r>
+        <w:t xml:space="preserve"> </w:t>
+      </w:r>
+      <w:proofErr w:type="spellStart"/>
+      <w:r>
+        <w:t>Transformer</w:t>
+      </w:r>
+      <w:proofErr w:type="spellEnd"/>
+      <w:r>
+        <w:t xml:space="preserve"> do </w:t>
+      </w:r>
+      <w:proofErr w:type="spellStart"/>
+      <w:r>
+        <w:t>BERTimbau</w:t>
+      </w:r>
+      <w:proofErr w:type="spellEnd"/>
+      <w:r>
+        <w:t>, composto por 12 camadas. A representação contextual do token [CLS] é então utilizada como síntese da ementa e encaminhada para uma cabeça de classificação linear, responsável por gerar 32 valores de saída, um para cada tema oficial da Câmara dos Deputados.</w:t>
       </w:r>
     </w:p>
     <w:p>
@@ -1040,7 +1872,15 @@
         <w:jc w:val="both"/>
       </w:pPr>
       <w:r>
-        <w:t>Como o problema é multirrótulo, cada uma das 32 saídas é tratada de forma independente por meio da função sigmoide, que transforma os valores produzidos pelo modelo em probabilidades entre 0 e 1. Na etapa de decisão, essas probabilidades são comparadas aos limiares definidos para cada tema na validação. Assim, uma mesma ementa pode receber simultaneamente mais de um rótulo temático. A figura também destaca que a decisão final por tema ocorre em etapa de pós-processamento, não como uma nova camada treinada da rede.</w:t>
+        <w:t xml:space="preserve">Como o problema é </w:t>
+      </w:r>
+      <w:proofErr w:type="spellStart"/>
+      <w:r>
+        <w:t>multirrótulo</w:t>
+      </w:r>
+      <w:proofErr w:type="spellEnd"/>
+      <w:r>
+        <w:t>, cada uma das 32 saídas é tratada de forma independente por meio da função sigmoide, que transforma os valores produzidos pelo modelo em probabilidades entre 0 e 1. Na etapa de decisão, essas probabilidades são comparadas aos limiares definidos para cada tema na validação. Assim, uma mesma ementa pode receber simultaneamente mais de um rótulo temático. A figura também destaca que a decisão final por tema ocorre em etapa de pós-processamento, não como uma nova camada treinada da rede.</w:t>
       </w:r>
     </w:p>
     <w:p>
@@ -1079,7 +1919,15 @@
         <w:t xml:space="preserve"> (baseline)</w:t>
       </w:r>
       <w:r>
-        <w:t xml:space="preserve"> quanto no modelo baseado em BERTimbau, garantindo uma comparação mais justa entre as abordagens.</w:t>
+        <w:t xml:space="preserve"> quanto no modelo baseado em </w:t>
+      </w:r>
+      <w:proofErr w:type="spellStart"/>
+      <w:r>
+        <w:t>BERTimbau</w:t>
+      </w:r>
+      <w:proofErr w:type="spellEnd"/>
+      <w:r>
+        <w:t>, garantindo uma comparação mais justa entre as abordagens.</w:t>
       </w:r>
     </w:p>
     <w:p>
@@ -1122,7 +1970,15 @@
         <w:jc w:val="both"/>
       </w:pPr>
       <w:r>
-        <w:t>Também foi considerada a possibilidade de utilizar ponderação da função de perda por meio do parâmetro pos_weight, com o objetivo de atribuir maior peso aos temas menos frequentes durante o treinamento do modelo profundo. No entanto, essa estratégia não foi adotada na configuração final. A decisão se deve ao fato de que o ajuste de limiar por tema já mitiga parte do efeito do desbalanceamento na etapa de decisão, enquanto a atribuição de pesos muito elevados a temas extremamente raros poderia desestabilizar o treinamento. Assim, a ponderação da função de perda foi registrada como uma possibilidade para trabalhos futuros.</w:t>
+        <w:t xml:space="preserve">Também foi considerada a possibilidade de utilizar ponderação da função de perda por meio do parâmetro </w:t>
+      </w:r>
+      <w:proofErr w:type="spellStart"/>
+      <w:r>
+        <w:t>pos_weight</w:t>
+      </w:r>
+      <w:proofErr w:type="spellEnd"/>
+      <w:r>
+        <w:t>, com o objetivo de atribuir maior peso aos temas menos frequentes durante o treinamento do modelo profundo. No entanto, essa estratégia não foi adotada na configuração final. A decisão se deve ao fato de que o ajuste de limiar por tema já mitiga parte do efeito do desbalanceamento na etapa de decisão, enquanto a atribuição de pesos muito elevados a temas extremamente raros poderia desestabilizar o treinamento. Assim, a ponderação da função de perda foi registrada como uma possibilidade para trabalhos futuros.</w:t>
       </w:r>
     </w:p>
     <w:p>
@@ -1145,8 +2001,13 @@
       <w:r>
         <w:t xml:space="preserve">comparação </w:t>
       </w:r>
-      <w:r>
-        <w:t xml:space="preserve">BERTimbau </w:t>
+      <w:proofErr w:type="spellStart"/>
+      <w:r>
+        <w:t>BERTimbau</w:t>
+      </w:r>
+      <w:proofErr w:type="spellEnd"/>
+      <w:r>
+        <w:t xml:space="preserve"> </w:t>
       </w:r>
       <w:r>
         <w:t>e</w:t>
@@ -1161,7 +2022,15 @@
         <w:jc w:val="both"/>
       </w:pPr>
       <w:r>
-        <w:t>O experimento principal comparou o modelo de referência, baseado em TF-IDF e Regressão Logística, com o modelo profundo baseado em BERTimbau. Todos os resultados foram calculados sobre o mesmo conjunto de teste, utilizando as mesmas partições de treino, validação e teste. Além disso, foram avaliadas duas formas de decisão: o limiar fixo de 0,50 e o limiar ajustado por tema na partição de validação.</w:t>
+        <w:t xml:space="preserve">O experimento principal comparou o modelo de referência, baseado em TF-IDF e Regressão Logística, com o modelo profundo baseado em </w:t>
+      </w:r>
+      <w:proofErr w:type="spellStart"/>
+      <w:r>
+        <w:t>BERTimbau</w:t>
+      </w:r>
+      <w:proofErr w:type="spellEnd"/>
+      <w:r>
+        <w:t>. Todos os resultados foram calculados sobre o mesmo conjunto de teste, utilizando as mesmas partições de treino, validação e teste. Além disso, foram avaliadas duas formas de decisão: o limiar fixo de 0,50 e o limiar ajustado por tema na partição de validação.</w:t>
       </w:r>
     </w:p>
     <w:p>
@@ -1182,7 +2051,27 @@
           <w:sz w:val="20"/>
           <w:szCs w:val="20"/>
         </w:rPr>
-        <w:t>A Tabela 1 apresenta os resultados obtidos em termos de F1-score. Foram reportadas três métricas: o macro-F1 considerando os 32 temas oficiais, o macro-F1 considerando apenas os temas com suporte igual ou superior a 200 proposições e o micro-F1.</w:t>
+        <w:t xml:space="preserve">A Tabela 1 apresenta os resultados obtidos em termos de F1-score. Foram </w:t>
+      </w:r>
+      <w:proofErr w:type="gramStart"/>
+      <w:r>
+        <w:rPr>
+          <w:i/>
+          <w:iCs/>
+          <w:sz w:val="20"/>
+          <w:szCs w:val="20"/>
+        </w:rPr>
+        <w:t>reportadas</w:t>
+      </w:r>
+      <w:proofErr w:type="gramEnd"/>
+      <w:r>
+        <w:rPr>
+          <w:i/>
+          <w:iCs/>
+          <w:sz w:val="20"/>
+          <w:szCs w:val="20"/>
+        </w:rPr>
+        <w:t xml:space="preserve"> três métricas: o macro-F1 considerando os 32 temas oficiais, o macro-F1 considerando apenas os temas com suporte igual ou superior a 200 proposições e o micro-F1.</w:t>
       </w:r>
     </w:p>
     <w:tbl>
@@ -1393,8 +2282,13 @@
             <w:pPr>
               <w:jc w:val="both"/>
             </w:pPr>
+            <w:proofErr w:type="spellStart"/>
             <w:r>
-              <w:t>BERTimbau (limiar 0,50)</w:t>
+              <w:t>BERTimbau</w:t>
+            </w:r>
+            <w:proofErr w:type="spellEnd"/>
+            <w:r>
+              <w:t xml:space="preserve"> (limiar 0,50)</w:t>
             </w:r>
           </w:p>
         </w:tc>
@@ -1454,8 +2348,13 @@
             <w:pPr>
               <w:jc w:val="both"/>
             </w:pPr>
+            <w:proofErr w:type="spellStart"/>
             <w:r>
-              <w:t>BERTimbau (limiar ajustado)</w:t>
+              <w:t>BERTimbau</w:t>
+            </w:r>
+            <w:proofErr w:type="spellEnd"/>
+            <w:r>
+              <w:t xml:space="preserve"> (limiar ajustado)</w:t>
             </w:r>
           </w:p>
         </w:tc>
@@ -1514,7 +2413,31 @@
         <w:jc w:val="both"/>
       </w:pPr>
       <w:r>
-        <w:t>Os resultados mostram que o BERTimbau apresentou desempenho superior ao baseline nas principais métricas analisadas. Considerando o macro-F1 nos 32 temas, o melhor baseline alcançou 0,584, enquanto o BERTimbau com limiar ajustado atingiu 0,632, representando ganho de 0,048 ponto. No recorte dos temas com suporte igual ou superior a 200 proposições, o ganho foi ainda mais evidente: o BERTimbau alcançou macro-F1 de 0,700, contra 0,639 do baseline, uma diferença de 0,061 ponto.</w:t>
+        <w:t xml:space="preserve">Os resultados mostram que o </w:t>
+      </w:r>
+      <w:proofErr w:type="spellStart"/>
+      <w:r>
+        <w:t>BERTimbau</w:t>
+      </w:r>
+      <w:proofErr w:type="spellEnd"/>
+      <w:r>
+        <w:t xml:space="preserve"> apresentou desempenho superior ao baseline nas principais métricas analisadas. Considerando o macro-F1 nos 32 temas, o melhor baseline alcançou 0,584, enquanto o </w:t>
+      </w:r>
+      <w:proofErr w:type="spellStart"/>
+      <w:r>
+        <w:t>BERTimbau</w:t>
+      </w:r>
+      <w:proofErr w:type="spellEnd"/>
+      <w:r>
+        <w:t xml:space="preserve"> com limiar ajustado atingiu 0,632, representando ganho de 0,048 ponto. No recorte dos temas com suporte igual ou superior a 200 proposições, o ganho foi ainda mais evidente: o </w:t>
+      </w:r>
+      <w:proofErr w:type="spellStart"/>
+      <w:r>
+        <w:t>BERTimbau</w:t>
+      </w:r>
+      <w:proofErr w:type="spellEnd"/>
+      <w:r>
+        <w:t xml:space="preserve"> alcançou macro-F1 de 0,700, contra 0,639 do baseline, uma diferença de 0,061 ponto.</w:t>
       </w:r>
     </w:p>
     <w:p>
@@ -1523,7 +2446,15 @@
       </w:pPr>
       <w:r>
         <w:lastRenderedPageBreak/>
-        <w:t>Também se observa que o ajuste de limiar por tema contribuiu especialmente para o macro-F1. No baseline, o macro-F1 nos 32 temas passou de 0,567 para 0,584 após o ajuste dos limiares. No BERTimbau, a mesma estratégia elevou o macro-F1 de 0,601 para 0,632. Esse comportamento indica que a escolha de limiares específicos por tema ajuda a equilibrar melhor o desempenho entre rótulos com frequências diferentes, ainda que o impacto sobre o micro-F1 tenha sido pequeno.</w:t>
+        <w:t xml:space="preserve">Também se observa que o ajuste de limiar por tema contribuiu especialmente para o macro-F1. No baseline, o macro-F1 nos 32 temas passou de 0,567 para 0,584 após o ajuste dos limiares. No </w:t>
+      </w:r>
+      <w:proofErr w:type="spellStart"/>
+      <w:r>
+        <w:t>BERTimbau</w:t>
+      </w:r>
+      <w:proofErr w:type="spellEnd"/>
+      <w:r>
+        <w:t>, a mesma estratégia elevou o macro-F1 de 0,601 para 0,632. Esse comportamento indica que a escolha de limiares específicos por tema ajuda a equilibrar melhor o desempenho entre rótulos com frequências diferentes, ainda que o impacto sobre o micro-F1 tenha sido pequeno.</w:t>
       </w:r>
     </w:p>
     <w:p>
@@ -1531,7 +2462,23 @@
         <w:jc w:val="both"/>
       </w:pPr>
       <w:r>
-        <w:t>De modo geral, os resultados são compatíveis com a literatura sobre classificação de texto com aprendizado profundo, que aponta o bom desempenho de arquiteturas neurais, especialmente modelos baseados em Transformers, em diversas tarefas de PLN. No entanto, a diferença observada entre o BERTimbau e o baseline não é extrema. Isso pode ser explicado pelas características das ementas legislativas, que são textos curtos, formais e frequentemente compostos por termos bastante indicativos do tema tratado. Nesse cenário, uma representação baseada em TF-IDF já consegue capturar parte importante do sinal textual. Assim, embora o BERTimbau tenha apresentado melhor desempenho, o baseline mostrou-se competitivo, o que reforça a importância de comparar modelos complexos com abordagens mais simples.</w:t>
+        <w:t xml:space="preserve">De modo geral, os resultados são compatíveis com a literatura sobre classificação de texto com aprendizado profundo, que aponta o bom desempenho de arquiteturas neurais, especialmente modelos baseados em Transformers, em diversas tarefas de PLN. No entanto, a diferença observada entre o </w:t>
+      </w:r>
+      <w:proofErr w:type="spellStart"/>
+      <w:r>
+        <w:t>BERTimbau</w:t>
+      </w:r>
+      <w:proofErr w:type="spellEnd"/>
+      <w:r>
+        <w:t xml:space="preserve"> e o baseline não é extrema. Isso pode ser explicado pelas características das ementas legislativas, que são textos curtos, formais e frequentemente compostos por termos bastante indicativos do tema tratado. Nesse cenário, uma representação baseada em TF-IDF já consegue capturar parte importante do sinal textual. Assim, embora o </w:t>
+      </w:r>
+      <w:proofErr w:type="spellStart"/>
+      <w:r>
+        <w:t>BERTimbau</w:t>
+      </w:r>
+      <w:proofErr w:type="spellEnd"/>
+      <w:r>
+        <w:t xml:space="preserve"> tenha apresentado melhor desempenho, o baseline mostrou-se competitivo, o que reforça a importância de comparar modelos complexos com abordagens mais simples.</w:t>
       </w:r>
     </w:p>
     <w:p>
@@ -1589,7 +2536,39 @@
           <w:sz w:val="18"/>
         </w:rPr>
         <w:lastRenderedPageBreak/>
-        <w:t>Figura 1 – Matriz de confusão multirrótulo do BERTimbau, normalizada por linha. As linhas representam os temas verdadeiros e as colunas representam os temas previstos pelo modelo. As células fora da diagonal indicam confusões entre temas, especialmente quando há proximidade semântica ou sobreposição temática.</w:t>
+        <w:t xml:space="preserve">Figura 1 – Matriz de confusão </w:t>
+      </w:r>
+      <w:proofErr w:type="spellStart"/>
+      <w:r>
+        <w:rPr>
+          <w:i/>
+          <w:sz w:val="18"/>
+        </w:rPr>
+        <w:t>multirrótulo</w:t>
+      </w:r>
+      <w:proofErr w:type="spellEnd"/>
+      <w:r>
+        <w:rPr>
+          <w:i/>
+          <w:sz w:val="18"/>
+        </w:rPr>
+        <w:t xml:space="preserve"> do </w:t>
+      </w:r>
+      <w:proofErr w:type="spellStart"/>
+      <w:r>
+        <w:rPr>
+          <w:i/>
+          <w:sz w:val="18"/>
+        </w:rPr>
+        <w:t>BERTimbau</w:t>
+      </w:r>
+      <w:proofErr w:type="spellEnd"/>
+      <w:r>
+        <w:rPr>
+          <w:i/>
+          <w:sz w:val="18"/>
+        </w:rPr>
+        <w:t>, normalizada por linha. As linhas representam os temas verdadeiros e as colunas representam os temas previstos pelo modelo. As células fora da diagonal indicam confusões entre temas, especialmente quando há proximidade semântica ou sobreposição temática.</w:t>
       </w:r>
     </w:p>
     <w:p>
@@ -1597,7 +2576,23 @@
         <w:jc w:val="both"/>
       </w:pPr>
       <w:r>
-        <w:t>A Figura 1 apresenta a matriz de confusão multirrótulo do modelo BERTimbau, normalizada por linha. A concentração dos valores mais altos na diagonal principal indica que, para boa parte dos temas, o modelo tende a atribuir corretamente os rótulos verdadeiros. Esse padrão confirma que o modelo aprendeu associações relevantes entre as ementas e os temas oficiais da Câmara.</w:t>
+        <w:t xml:space="preserve">A Figura 1 apresenta a matriz de confusão </w:t>
+      </w:r>
+      <w:proofErr w:type="spellStart"/>
+      <w:r>
+        <w:t>multirrótulo</w:t>
+      </w:r>
+      <w:proofErr w:type="spellEnd"/>
+      <w:r>
+        <w:t xml:space="preserve"> do modelo </w:t>
+      </w:r>
+      <w:proofErr w:type="spellStart"/>
+      <w:r>
+        <w:t>BERTimbau</w:t>
+      </w:r>
+      <w:proofErr w:type="spellEnd"/>
+      <w:r>
+        <w:t>, normalizada por linha. A concentração dos valores mais altos na diagonal principal indica que, para boa parte dos temas, o modelo tende a atribuir corretamente os rótulos verdadeiros. Esse padrão confirma que o modelo aprendeu associações relevantes entre as ementas e os temas oficiais da Câmara.</w:t>
       </w:r>
     </w:p>
     <w:p>
@@ -1605,7 +2600,15 @@
         <w:jc w:val="both"/>
       </w:pPr>
       <w:r>
-        <w:t>Ao mesmo tempo, as células fora da diagonal mostram confusões entre temas semanticamente próximos ou frequentemente relacionados no processo legislativo. Esse comportamento é esperado em uma tarefa multirrótulo, pois uma mesma proposição pode tratar simultaneamente de assuntos correlatos, como saúde, direitos humanos, educação, administração pública, direito, economia ou políticas sociais. Assim, parte das “confusões” observadas pode não representar erro completo do modelo, mas sobreposição temática entre categorias.</w:t>
+        <w:t xml:space="preserve">Ao mesmo tempo, as células fora da diagonal mostram confusões entre temas semanticamente próximos ou frequentemente relacionados no processo legislativo. Esse comportamento é esperado em uma tarefa </w:t>
+      </w:r>
+      <w:proofErr w:type="spellStart"/>
+      <w:r>
+        <w:t>multirrótulo</w:t>
+      </w:r>
+      <w:proofErr w:type="spellEnd"/>
+      <w:r>
+        <w:t>, pois uma mesma proposição pode tratar simultaneamente de assuntos correlatos, como saúde, direitos humanos, educação, administração pública, direito, economia ou políticas sociais. Assim, parte das “confusões” observadas pode não representar erro completo do modelo, mas sobreposição temática entre categorias.</w:t>
       </w:r>
     </w:p>
     <w:p>
@@ -1613,7 +2616,15 @@
         <w:jc w:val="both"/>
       </w:pPr>
       <w:r>
-        <w:t>Também se observa que alguns temas apresentam menor intensidade na diagonal, o que pode estar associado à baixa quantidade de exemplos, à maior heterogeneidade interna do tema ou à proximidade semântica com outros rótulos. Esse resultado reforça a importância de analisar o desempenho por tema, e não apenas pelas métricas agregadas, especialmente em um cenário de classificação multirrótulo com distribuição desbalanceada.</w:t>
+        <w:t xml:space="preserve">Também se observa que alguns temas apresentam menor intensidade na diagonal, o que pode estar associado à baixa quantidade de exemplos, à maior heterogeneidade interna do tema ou à proximidade semântica com outros rótulos. Esse resultado reforça a importância de analisar o desempenho por tema, e não apenas pelas métricas agregadas, especialmente em um cenário de classificação </w:t>
+      </w:r>
+      <w:proofErr w:type="spellStart"/>
+      <w:r>
+        <w:t>multirrótulo</w:t>
+      </w:r>
+      <w:proofErr w:type="spellEnd"/>
+      <w:r>
+        <w:t xml:space="preserve"> com distribuição desbalanceada.</w:t>
       </w:r>
     </w:p>
     <w:p>
@@ -1621,7 +2632,23 @@
         <w:jc w:val="both"/>
       </w:pPr>
       <w:r>
-        <w:t>Como o problema é multirrótulo, a matriz da Figura 1 não deve ser lida como uma matriz de confusão multiclasse tradicional. Uma mesma proposição pode conter vários temas verdadeiros e receber várias previsões do modelo. Assim, a figura funciona como uma análise complementar das relações entre rótulos verdadeiros e previstos, ajudando a identificar padrões de confusão entre temas, mas a avaliação principal do desempenho permanece baseada nas métricas macro-F1 e micro-F1.</w:t>
+        <w:t xml:space="preserve">Como o problema é </w:t>
+      </w:r>
+      <w:proofErr w:type="spellStart"/>
+      <w:r>
+        <w:t>multirrótulo</w:t>
+      </w:r>
+      <w:proofErr w:type="spellEnd"/>
+      <w:r>
+        <w:t xml:space="preserve">, a matriz da Figura 1 não deve ser lida como uma matriz de confusão </w:t>
+      </w:r>
+      <w:proofErr w:type="spellStart"/>
+      <w:r>
+        <w:t>multiclasse</w:t>
+      </w:r>
+      <w:proofErr w:type="spellEnd"/>
+      <w:r>
+        <w:t xml:space="preserve"> tradicional. Uma mesma proposição pode conter vários temas verdadeiros e receber várias previsões do modelo. Assim, a figura funciona como uma análise complementar das relações entre rótulos verdadeiros e previstos, ajudando a identificar padrões de confusão entre temas, mas a avaliação principal do desempenho permanece baseada nas métricas macro-F1 e micro-F1.</w:t>
       </w:r>
     </w:p>
     <w:p>
@@ -1702,7 +2729,15 @@
         <w:jc w:val="both"/>
       </w:pPr>
       <w:r>
-        <w:t>Esse padrão caracteriza um problema de cauda longa, comum em tarefas de classificação multirrótulo. Nesses casos, o modelo dispõe de muitos exemplos para aprender os padrões dos temas mais frequentes, mas encontra dificuldade para generalizar nos temas raros, que possuem poucos registros disponíveis para treinamento. Por isso, os temas com suporte inferior a 200 proposições foram tratados com cautela na análise dos resultados.</w:t>
+        <w:t xml:space="preserve">Esse padrão caracteriza um problema de cauda longa, comum em tarefas de classificação </w:t>
+      </w:r>
+      <w:proofErr w:type="spellStart"/>
+      <w:r>
+        <w:t>multirrótulo</w:t>
+      </w:r>
+      <w:proofErr w:type="spellEnd"/>
+      <w:r>
+        <w:t>. Nesses casos, o modelo dispõe de muitos exemplos para aprender os padrões dos temas mais frequentes, mas encontra dificuldade para generalizar nos temas raros, que possuem poucos registros disponíveis para treinamento. Por isso, os temas com suporte inferior a 200 proposições foram tratados com cautela na análise dos resultados.</w:t>
       </w:r>
     </w:p>
     <w:p>
@@ -1723,7 +2758,15 @@
         <w:jc w:val="both"/>
       </w:pPr>
       <w:r>
-        <w:t>8.2 Segundo experimento: domain shift nos discursos</w:t>
+        <w:t xml:space="preserve">8.2 Segundo experimento: </w:t>
+      </w:r>
+      <w:proofErr w:type="spellStart"/>
+      <w:r>
+        <w:t>domain</w:t>
+      </w:r>
+      <w:proofErr w:type="spellEnd"/>
+      <w:r>
+        <w:t xml:space="preserve"> shift nos discursos</w:t>
       </w:r>
     </w:p>
     <w:p>
@@ -1741,18 +2784,36 @@
         <w:jc w:val="both"/>
       </w:pPr>
       <w:r>
-        <w:t>O modelo BERTimbau treinado nas ementas foi então aplicado aos discursos parlamentares, sem novo treinamento. Essa etapa teve como objetivo investigar um cenário de mudança de domínio (</w:t>
-      </w:r>
+        <w:t xml:space="preserve">O modelo </w:t>
+      </w:r>
+      <w:proofErr w:type="spellStart"/>
+      <w:r>
+        <w:t>BERTimbau</w:t>
+      </w:r>
+      <w:proofErr w:type="spellEnd"/>
+      <w:r>
+        <w:t xml:space="preserve"> treinado nas ementas foi então aplicado aos discursos parlamentares, sem novo treinamento. Essa etapa teve como objetivo investigar um cenário de mudança de domínio (</w:t>
+      </w:r>
+      <w:proofErr w:type="spellStart"/>
       <w:r>
         <w:rPr>
           <w:i/>
           <w:iCs/>
         </w:rPr>
-        <w:t>domain shift</w:t>
+        <w:t>domain</w:t>
+      </w:r>
+      <w:proofErr w:type="spellEnd"/>
+      <w:r>
+        <w:rPr>
+          <w:i/>
+          <w:iCs/>
+        </w:rPr>
+        <w:t xml:space="preserve"> shift</w:t>
       </w:r>
       <w:r>
         <w:t>), uma vez que as ementas são textos curtos, formais e sintéticos, enquanto os discursos tendem a ser mais longos, argumentativos e coloquiais. Como os discursos frequentemente ultrapassam o tamanho máximo de entrada adotado no modelo, foi utilizada uma estratégia de segmentação (</w:t>
       </w:r>
+      <w:proofErr w:type="spellStart"/>
       <w:r>
         <w:rPr>
           <w:i/>
@@ -1760,6 +2821,7 @@
         </w:rPr>
         <w:t>chunking</w:t>
       </w:r>
+      <w:proofErr w:type="spellEnd"/>
       <w:r>
         <w:t>). Cada discurso foi dividido em janelas de até 192 tokens, cada janela foi classificada separadamente e, ao final, as probabilidades foram agregadas por meio do valor máximo observado para cada tema.</w:t>
       </w:r>
@@ -1777,90 +2839,134 @@
           <w:i/>
           <w:iCs/>
         </w:rPr>
-        <w:t>LLM-as-a-judge</w:t>
-      </w:r>
-      <w:r>
-        <w:t xml:space="preserve">. Zheng et al. (2023) indicam que modelos de linguagem de grande porte podem apresentar nível relevante de concordância com avaliadores humanos em </w:t>
-      </w:r>
-      <w:r>
-        <w:lastRenderedPageBreak/>
-        <w:t>tarefas de julgamento, embora também ressaltem limitações e vieses, como preferência por respostas mais longas ou mais bem formuladas. Neste trabalho, uma LLM foi utilizada para rotular uma amostra de 120 discursos, que serviu como referência de avaliação para estimar o desempenho do modelo nesse novo domínio textual.</w:t>
-      </w:r>
-    </w:p>
-    <w:p>
-      <w:pPr>
-        <w:spacing w:after="120"/>
-        <w:jc w:val="both"/>
-      </w:pPr>
-      <w:r>
-        <w:t>Os resultados indicam uma queda de desempenho relevante quando o modelo treinado em ementas é aplicado aos discursos. O macro-F1 no recorte dos temas com suporte igual ou superior a 200 passou de 0,700 nas ementas para 0,569 nos discursos. Essa redução sugere que o modelo não transfere integralmente o desempenho obtido em textos curtos e padronizados para textos mais longos e discursivos.</w:t>
-      </w:r>
-    </w:p>
-    <w:p>
-      <w:pPr>
-        <w:spacing w:after="120"/>
-        <w:jc w:val="both"/>
-      </w:pPr>
-      <w:r>
-        <w:t>A principal explicação observada para essa queda foi a sobre-rotulação. Nos discursos, o modelo atribuiu, em média, 5,92 temas por texto, enquanto a referência produzida pela LLM indicou média de 3,43 temas. Esse comportamento aponta para um padrão de alta revocação e baixa precisão: o modelo tende a identificar muitos temas possíveis, mas inclui também rótulos que não aparecem como centrais no discurso. Esse efeito pode ser explicado por dois fatores combinados. Primeiro, a agregação por máximo aumenta a chance de que algum trecho longo acione um tema, mesmo que ele não seja predominante no discurso. Segundo, os limiares de decisão foram calibrados em ementas curtas, e não em discursos parlamentares, o que pode torná-los sensíveis demais quando aplicados a textos mais extensos e menos padronizados.</w:t>
-      </w:r>
-    </w:p>
-    <w:p>
-      <w:pPr>
-        <w:spacing w:after="120"/>
-        <w:jc w:val="both"/>
-      </w:pPr>
-      <w:r>
-        <w:t>Como limitação, destaca-se que a avaliação dos discursos foi feita com base em uma amostra reduzida e rotulada por LLM, e não por especialistas humanos. Portanto, os resultados desse segundo experimento devem ser interpretados como evidência exploratória de mudança de domínio, e não como uma avaliação definitiva do desempenho do modelo em discursos parlamentares.</w:t>
-      </w:r>
-    </w:p>
-    <w:p>
-      <w:pPr>
-        <w:pStyle w:val="Ttulo2"/>
-        <w:jc w:val="both"/>
-      </w:pPr>
-      <w:r>
-        <w:t xml:space="preserve">8.3 O diferencial: </w:t>
-      </w:r>
-      <w:r>
-        <w:t>comparação entre agenda discursiva e agenda legislativa (</w:t>
-      </w:r>
-      <w:r>
-        <w:t xml:space="preserve">'fala' </w:t>
-      </w:r>
-      <w:r>
-        <w:t>vs</w:t>
-      </w:r>
-      <w:r>
-        <w:t xml:space="preserve"> 'faz'</w:t>
-      </w:r>
-      <w:r>
-        <w:t>)</w:t>
-      </w:r>
-    </w:p>
-    <w:p>
-      <w:pPr>
-        <w:spacing w:after="120"/>
-        <w:jc w:val="both"/>
-      </w:pPr>
-      <w:r>
-        <w:t>Com os discursos classificados por tema, foi possível construir uma análise exploratória comparando duas dimensões da atuação parlamentar: a agenda discursiva e a agenda legislativa. Para cada deputado, foram gerados dois perfis temáticos normalizados, ambos expressos em percentuais que somam 100%. O primeiro perfil representa a distribuição dos temas presentes nos discursos do parlamentar, enquanto o segundo representa a distribuição dos temas presentes nos Projetos de Lei de sua autoria.</w:t>
-      </w:r>
-    </w:p>
-    <w:p>
-      <w:pPr>
-        <w:spacing w:after="120"/>
-        <w:jc w:val="both"/>
-      </w:pPr>
-      <w:r>
-        <w:t xml:space="preserve">Essa normalização foi adotada para permitir a comparação entre deputados com diferentes volumes de discursos e proposições, bem como para reduzir o efeito da sobre-rotulação observada na aplicação do modelo aos discursos. Ainda assim, os resultados devem ser interpretados com cautela, pois a normalização não elimina completamente os efeitos do </w:t>
-      </w:r>
+        <w:t>LLM-as-a-</w:t>
+      </w:r>
+      <w:proofErr w:type="spellStart"/>
       <w:r>
         <w:rPr>
           <w:i/>
           <w:iCs/>
         </w:rPr>
-        <w:t>domain shift</w:t>
+        <w:t>judge</w:t>
+      </w:r>
+      <w:proofErr w:type="spellEnd"/>
+      <w:r>
+        <w:t xml:space="preserve">. Zheng et al. (2023) indicam que modelos de linguagem de grande porte podem apresentar nível relevante de concordância com avaliadores humanos em </w:t>
+      </w:r>
+      <w:r>
+        <w:lastRenderedPageBreak/>
+        <w:t>tarefas de julgamento, embora também ressaltem limitações e vieses, como preferência por respostas mais longas ou mais bem formuladas. Neste trabalho, uma LLM foi utilizada para rotular uma amostra de 120 discursos, que serviu como referência de avaliação para estimar o desempenho do modelo nesse novo domínio textual.</w:t>
+      </w:r>
+    </w:p>
+    <w:p>
+      <w:pPr>
+        <w:spacing w:after="120"/>
+        <w:jc w:val="both"/>
+      </w:pPr>
+      <w:r>
+        <w:t>Os resultados indicam uma queda de desempenho relevante quando o modelo treinado em ementas é aplicado aos discursos. O macro-F1 no recorte dos temas com suporte igual ou superior a 200 passou de 0,700 nas ementas para 0,569 nos discursos. Essa redução sugere que o modelo não transfere integralmente o desempenho obtido em textos curtos e padronizados para textos mais longos e discursivos.</w:t>
+      </w:r>
+    </w:p>
+    <w:p>
+      <w:pPr>
+        <w:spacing w:after="120"/>
+        <w:jc w:val="both"/>
+      </w:pPr>
+      <w:r>
+        <w:t xml:space="preserve">A principal explicação observada para essa queda foi a </w:t>
+      </w:r>
+      <w:proofErr w:type="spellStart"/>
+      <w:r>
+        <w:t>sobre-rotulação</w:t>
+      </w:r>
+      <w:proofErr w:type="spellEnd"/>
+      <w:r>
+        <w:t xml:space="preserve">. Nos discursos, o modelo atribuiu, em média, 5,92 temas por texto, enquanto a referência produzida pela LLM indicou média de 3,43 temas. Esse comportamento aponta para um padrão de alta revocação e baixa precisão: o modelo tende a identificar muitos temas possíveis, mas inclui também rótulos que não aparecem como centrais no discurso. Esse efeito pode ser explicado por dois fatores combinados. Primeiro, a agregação por máximo aumenta a chance de que algum trecho longo acione um tema, mesmo que ele não seja predominante no discurso. </w:t>
+      </w:r>
+      <w:proofErr w:type="gramStart"/>
+      <w:r>
+        <w:t>Segundo, os</w:t>
+      </w:r>
+      <w:proofErr w:type="gramEnd"/>
+      <w:r>
+        <w:t xml:space="preserve"> limiares de decisão foram calibrados em ementas curtas, e não em discursos parlamentares, o que pode torná-los sensíveis demais quando aplicados a textos mais extensos e menos padronizados.</w:t>
+      </w:r>
+    </w:p>
+    <w:p>
+      <w:pPr>
+        <w:spacing w:after="120"/>
+        <w:jc w:val="both"/>
+      </w:pPr>
+      <w:r>
+        <w:t>Como limitação, destaca-se que a avaliação dos discursos foi feita com base em uma amostra reduzida e rotulada por LLM, e não por especialistas humanos. Portanto, os resultados desse segundo experimento devem ser interpretados como evidência exploratória de mudança de domínio, e não como uma avaliação definitiva do desempenho do modelo em discursos parlamentares.</w:t>
+      </w:r>
+    </w:p>
+    <w:p>
+      <w:pPr>
+        <w:pStyle w:val="Ttulo2"/>
+        <w:jc w:val="both"/>
+      </w:pPr>
+      <w:r>
+        <w:t xml:space="preserve">8.3 O diferencial: </w:t>
+      </w:r>
+      <w:r>
+        <w:t>comparação entre agenda discursiva e agenda legislativa (</w:t>
+      </w:r>
+      <w:r>
+        <w:t xml:space="preserve">'fala' </w:t>
+      </w:r>
+      <w:proofErr w:type="spellStart"/>
+      <w:r>
+        <w:t>vs</w:t>
+      </w:r>
+      <w:proofErr w:type="spellEnd"/>
+      <w:r>
+        <w:t xml:space="preserve"> 'faz'</w:t>
+      </w:r>
+      <w:r>
+        <w:t>)</w:t>
+      </w:r>
+    </w:p>
+    <w:p>
+      <w:pPr>
+        <w:spacing w:after="120"/>
+        <w:jc w:val="both"/>
+      </w:pPr>
+      <w:r>
+        <w:t>Com os discursos classificados por tema, foi possível construir uma análise exploratória comparando duas dimensões da atuação parlamentar: a agenda discursiva e a agenda legislativa. Para cada deputado, foram gerados dois perfis temáticos normalizados, ambos expressos em percentuais que somam 100%. O primeiro perfil representa a distribuição dos temas presentes nos discursos do parlamentar, enquanto o segundo representa a distribuição dos temas presentes nos Projetos de Lei de sua autoria.</w:t>
+      </w:r>
+    </w:p>
+    <w:p>
+      <w:pPr>
+        <w:spacing w:after="120"/>
+        <w:jc w:val="both"/>
+      </w:pPr>
+      <w:r>
+        <w:t xml:space="preserve">Essa normalização foi adotada para permitir a comparação entre deputados com diferentes volumes de discursos e proposições, bem como para reduzir o efeito da </w:t>
+      </w:r>
+      <w:proofErr w:type="spellStart"/>
+      <w:r>
+        <w:t>sobre-rotulação</w:t>
+      </w:r>
+      <w:proofErr w:type="spellEnd"/>
+      <w:r>
+        <w:t xml:space="preserve"> observada na aplicação do modelo aos discursos. Ainda assim, os resultados devem ser interpretados com cautela, pois a normalização não elimina completamente os efeitos do </w:t>
+      </w:r>
+      <w:proofErr w:type="spellStart"/>
+      <w:r>
+        <w:rPr>
+          <w:i/>
+          <w:iCs/>
+        </w:rPr>
+        <w:t>domain</w:t>
+      </w:r>
+      <w:proofErr w:type="spellEnd"/>
+      <w:r>
+        <w:rPr>
+          <w:i/>
+          <w:iCs/>
+        </w:rPr>
+        <w:t xml:space="preserve"> shift</w:t>
       </w:r>
       <w:r>
         <w:t xml:space="preserve"> nem eventuais erros de classificação do modelo.</w:t>
@@ -2164,7 +3270,15 @@
         <w:jc w:val="both"/>
       </w:pPr>
       <w:r>
-        <w:t>Os resultados obtidos indicam que a classificação automática de temas em Projetos de Lei pode ter utilidade prática como ferramenta de apoio à organização da informação legislativa. O macro-F1 de 0,700 observado nos temas com suporte igual ou superior a 200 proposições mostra que o modelo consegue capturar padrões relevantes nas ementas, especialmente nos temas mais bem representados no conjunto de dados. Esse desempenho, entretanto, não deve ser interpretado como substituto da avaliação especializada realizada por servidores ou analistas responsáveis pela classificação temática. O uso mais adequado do modelo seria como apoio ao processo, sugerindo temas para conferência humana, auxiliando mecanismos de busca e permitindo a produção de estatísticas agregadas sobre a agenda legislativa.</w:t>
+        <w:t xml:space="preserve">Os resultados obtidos indicam que a classificação automática de temas em Projetos de Lei pode ter utilidade prática como ferramenta de apoio à organização da informação legislativa. O macro-F1 de 0,700 observado nos temas com suporte igual ou superior a 200 proposições mostra que o modelo consegue capturar padrões relevantes nas ementas, especialmente nos temas </w:t>
+      </w:r>
+      <w:proofErr w:type="gramStart"/>
+      <w:r>
+        <w:t>mais bem</w:t>
+      </w:r>
+      <w:proofErr w:type="gramEnd"/>
+      <w:r>
+        <w:t xml:space="preserve"> representados no conjunto de dados. Esse desempenho, entretanto, não deve ser interpretado como substituto da avaliação especializada realizada por servidores ou analistas responsáveis pela classificação temática. O uso mais adequado do modelo seria como apoio ao processo, sugerindo temas para conferência humana, auxiliando mecanismos de busca e permitindo a produção de estatísticas agregadas sobre a agenda legislativa.</w:t>
       </w:r>
     </w:p>
     <w:p>
@@ -2195,7 +3309,15 @@
         <w:jc w:val="both"/>
       </w:pPr>
       <w:r>
-        <w:t>No segundo experimento, envolvendo discursos parlamentares, as limitações se tornam mais evidentes. O modelo foi treinado em ementas, que são textos curtos, formais e sintéticos, mas foi aplicado a discursos, que são mais longos, argumentativos e coloquiais. Essa mudança de domínio produziu queda de desempenho e tendência à sobre-rotulação, com o modelo atribuindo mais temas aos discursos do que a referência utilizada na avaliação. Por esse motivo, a análise de “fala versus proposição” foi conduzida apenas de forma agregada e restrita aos temas em que o modelo apresentou desempenho mínimo aceitável. Assim, os resultados devem ser interpretados como evidências exploratórias de diferenças de ênfase temática, e não como diagnóstico definitivo sobre a atuação individual dos parlamentares.</w:t>
+        <w:t xml:space="preserve">No segundo experimento, envolvendo discursos parlamentares, as limitações se tornam mais evidentes. O modelo foi treinado em ementas, que são textos curtos, formais e sintéticos, mas foi aplicado a discursos, que são mais longos, argumentativos e coloquiais. Essa mudança de domínio produziu queda de desempenho e tendência à </w:t>
+      </w:r>
+      <w:proofErr w:type="spellStart"/>
+      <w:r>
+        <w:t>sobre-rotulação</w:t>
+      </w:r>
+      <w:proofErr w:type="spellEnd"/>
+      <w:r>
+        <w:t>, com o modelo atribuindo mais temas aos discursos do que a referência utilizada na avaliação. Por esse motivo, a análise de “fala versus proposição” foi conduzida apenas de forma agregada e restrita aos temas em que o modelo apresentou desempenho mínimo aceitável. Assim, os resultados devem ser interpretados como evidências exploratórias de diferenças de ênfase temática, e não como diagnóstico definitivo sobre a atuação individual dos parlamentares.</w:t>
       </w:r>
     </w:p>
     <w:p>
@@ -2222,84 +3344,67 @@
         <w:jc w:val="both"/>
       </w:pPr>
       <w:r>
-        <w:t xml:space="preserve">Como caminhos de melhoria, uma primeira possibilidade seria revisar a estratégia de agregação dos discursos. A agregação por máximo tende a aumentar a chance de sobre-rotulação em textos longos; alternativas como média das probabilidades, agregações ponderadas ou recalibração dos limiares especificamente nos discursos poderiam reduzir esse efeito. Outra possibilidade seria aplicar </w:t>
-      </w:r>
+        <w:t xml:space="preserve">Como caminhos de melhoria, uma primeira possibilidade seria revisar a estratégia de agregação dos discursos. A agregação por máximo tende a aumentar a chance de </w:t>
+      </w:r>
+      <w:proofErr w:type="spellStart"/>
+      <w:r>
+        <w:t>sobre-rotulação</w:t>
+      </w:r>
+      <w:proofErr w:type="spellEnd"/>
+      <w:r>
+        <w:t xml:space="preserve"> em textos longos; alternativas como média das probabilidades, agregações ponderadas ou recalibração dos limiares especificamente nos discursos poderiam reduzir esse efeito. Outra possibilidade seria aplicar </w:t>
+      </w:r>
+      <w:proofErr w:type="spellStart"/>
       <w:r>
         <w:rPr>
           <w:i/>
           <w:iCs/>
         </w:rPr>
-        <w:t>domain-adaptive pretraining</w:t>
-      </w:r>
-      <w:r>
-        <w:t>, conforme proposto por Gururangan et al. (2020), continuando o pré-treinamento do BERTimbau em discursos parlamentares ou documentos legislativos antes do ajuste fino supervisionado. Essa estratégia poderia aproximar o modelo do domínio textual em que será aplicado. Além disso, trabalhos futuros poderiam testar modelos mais recentes e robustos para o português, como o Albertina PT-BR, apresentado por Rodrigues et al. (2023), comparando seu desempenho com o BERTimbau tanto nas ementas quanto nos discursos.</w:t>
-      </w:r>
-    </w:p>
-    <w:p>
-      <w:pPr>
-        <w:spacing w:after="120"/>
-        <w:jc w:val="both"/>
-      </w:pPr>
-      <w:r>
-        <w:t xml:space="preserve">Por fim, em relação à LGPD, os dados utilizados neste trabalho são provenientes de fontes públicas da Câmara dos Deputados e dizem respeito à atuação parlamentar em contexto institucional. Ainda assim, optou-se por apresentar as análises principalmente de forma agregada e exploratória, evitando interpretações individualizantes excessivas. Esse cuidado é </w:t>
-      </w:r>
-      <w:r>
-        <w:lastRenderedPageBreak/>
-        <w:t>importante porque, embora os dados sejam públicos, a classificação automatizada pode introduzir erros e vieses que exigem prudência na análise dos resultados.</w:t>
-      </w:r>
-    </w:p>
-    <w:p>
-      <w:pPr>
-        <w:pStyle w:val="Ttulo1"/>
-        <w:jc w:val="both"/>
-      </w:pPr>
-      <w:r>
-        <w:t>10. Conclusão</w:t>
-      </w:r>
-    </w:p>
-    <w:p>
-      <w:pPr>
-        <w:spacing w:after="120"/>
-        <w:jc w:val="both"/>
-      </w:pPr>
-      <w:r>
-        <w:t>Este trabalho desenvolveu um pipeline completo e reprodutível para classificação temática multirrótulo de Projetos de Lei da Câmara dos Deputados. O processo incluiu a coleta própria de dados por meio da API pública de Dados Abertos, a organização dos rótulos oficiais atribuídos pelo CEDI, a construção de um modelo de referência baseado em TF-IDF e Regressão Logística, o ajuste fino de um modelo profundo baseado em BERTimbau e a avaliação crítica dos resultados obtidos.</w:t>
-      </w:r>
-    </w:p>
-    <w:p>
-      <w:pPr>
-        <w:spacing w:after="120"/>
-        <w:jc w:val="both"/>
-      </w:pPr>
-      <w:r>
-        <w:t>No experimento principal, o BERTimbau apresentou desempenho superior ao baseline, especialmente nas métricas macro-F1, alcançando macro-F1 de 0,700 nos temas com suporte igual ou superior a 200 proposições. Esse resultado indica que modelos baseados em Transformers podem contribuir para a classificação automática de ementas legislativas em português brasileiro. Ao mesmo tempo, o desempenho competitivo do baseline mostrou que métodos tradicionais ainda são relevantes em textos curtos, formais e ricos em termos indicativos de tema, como é o caso das ementas de Projetos de Lei.</w:t>
-      </w:r>
-    </w:p>
-    <w:p>
-      <w:pPr>
-        <w:jc w:val="both"/>
-      </w:pPr>
-      <w:r>
-        <w:t>Do ponto de vista prático, os resultados sugerem que a classificação automática não deve substituir o trabalho especializado de classificação temática, mas pode funcionar como ferramenta de apoio. O modelo pode ser utilizado para sugerir temas, auxiliar processos de busca, organizar grandes volumes de proposições e produzir estatísticas agregadas sobre a agenda legislativa, especialmente nos temas mais representados no conjunto de dados.</w:t>
-      </w:r>
-    </w:p>
-    <w:p>
-      <w:pPr>
-        <w:spacing w:after="120"/>
-        <w:jc w:val="both"/>
-      </w:pPr>
-      <w:r>
-        <w:t>O principal diferencial do trabalho foi o segundo experimento, no qual o modelo treinado em ementas foi aplicado a discursos parlamentares. Essa etapa permitiu observar, na prática, o problema de mudança de domínio (</w:t>
-      </w:r>
+        <w:t>domain-adaptive</w:t>
+      </w:r>
+      <w:proofErr w:type="spellEnd"/>
       <w:r>
         <w:rPr>
           <w:i/>
           <w:iCs/>
         </w:rPr>
-        <w:t>domain shift</w:t>
-      </w:r>
-      <w:r>
-        <w:t>): um modelo treinado em textos curtos e padronizados perde desempenho quando aplicado a textos mais longos, argumentativos e coloquiais. Ainda assim, a classificação dos discursos possibilitou uma análise exploratória da relação entre agenda discursiva e agenda legislativa, comparando os temas sobre os quais os parlamentares falam com os temas presentes nas proposições que apresentam.</w:t>
+        <w:t xml:space="preserve"> </w:t>
+      </w:r>
+      <w:proofErr w:type="spellStart"/>
+      <w:r>
+        <w:rPr>
+          <w:i/>
+          <w:iCs/>
+        </w:rPr>
+        <w:t>pretraining</w:t>
+      </w:r>
+      <w:proofErr w:type="spellEnd"/>
+      <w:r>
+        <w:t xml:space="preserve">, conforme proposto por </w:t>
+      </w:r>
+      <w:proofErr w:type="spellStart"/>
+      <w:r>
+        <w:t>Gururangan</w:t>
+      </w:r>
+      <w:proofErr w:type="spellEnd"/>
+      <w:r>
+        <w:t xml:space="preserve"> et al. (2020), continuando o pré-treinamento do </w:t>
+      </w:r>
+      <w:proofErr w:type="spellStart"/>
+      <w:r>
+        <w:t>BERTimbau</w:t>
+      </w:r>
+      <w:proofErr w:type="spellEnd"/>
+      <w:r>
+        <w:t xml:space="preserve"> em discursos parlamentares ou documentos legislativos antes do ajuste fino supervisionado. Essa estratégia poderia aproximar o modelo do domínio textual em que será aplicado. Além disso, trabalhos futuros poderiam testar modelos mais recentes e robustos para o português, como o Albertina PT-BR, apresentado por Rodrigues et al. (2023), comparando seu desempenho com o </w:t>
+      </w:r>
+      <w:proofErr w:type="spellStart"/>
+      <w:r>
+        <w:t>BERTimbau</w:t>
+      </w:r>
+      <w:proofErr w:type="spellEnd"/>
+      <w:r>
+        <w:t xml:space="preserve"> tanto nas ementas quanto nos discursos.</w:t>
       </w:r>
     </w:p>
     <w:p>
@@ -2308,22 +3413,138 @@
         <w:jc w:val="both"/>
       </w:pPr>
       <w:r>
-        <w:t xml:space="preserve">As limitações encontradas também são parte importante dos resultados. A distribuição desigual dos temas, a baixa ocorrência de alguns rótulos, a subjetividade da classificação temática original, a sobre-rotulação nos discursos e o uso de uma amostra rotulada por LLM como referência indicam que os resultados devem ser interpretados com cautela. Em especial, a análise “fala versus </w:t>
-      </w:r>
-      <w:r>
-        <w:t>faz</w:t>
-      </w:r>
-      <w:r>
-        <w:t>” deve ser entendida como exploratória e agregada, não como avaliação definitiva da atuação individual dos parlamentares.</w:t>
+        <w:t xml:space="preserve">Por fim, em relação à LGPD, os dados utilizados neste trabalho são provenientes de fontes públicas da Câmara dos Deputados e dizem respeito à atuação parlamentar em contexto institucional. Ainda assim, optou-se por apresentar as análises principalmente de forma agregada e exploratória, evitando interpretações individualizantes excessivas. Esse cuidado é </w:t>
+      </w:r>
+      <w:r>
+        <w:lastRenderedPageBreak/>
+        <w:t>importante porque, embora os dados sejam públicos, a classificação automatizada pode introduzir erros e vieses que exigem prudência na análise dos resultados.</w:t>
       </w:r>
     </w:p>
     <w:p>
       <w:pPr>
+        <w:pStyle w:val="Ttulo1"/>
+        <w:jc w:val="both"/>
+      </w:pPr>
+      <w:r>
+        <w:t>10. Conclusão</w:t>
+      </w:r>
+    </w:p>
+    <w:p>
+      <w:pPr>
         <w:spacing w:after="120"/>
         <w:jc w:val="both"/>
       </w:pPr>
       <w:r>
-        <w:t xml:space="preserve">Como trabalhos futuros, recomenda-se investigar estratégias para reduzir a sobre-rotulação nos discursos, como a recalibração dos limiares por domínio ou a substituição da agregação por máximo por métodos mais conservadores. Também seria relevante experimentar técnicas de adaptação de domínio, como o pré-treinamento adicional em discursos parlamentares, além de </w:t>
+        <w:t xml:space="preserve">Este trabalho desenvolveu um pipeline completo e reprodutível para classificação temática </w:t>
+      </w:r>
+      <w:proofErr w:type="spellStart"/>
+      <w:r>
+        <w:t>multirrótulo</w:t>
+      </w:r>
+      <w:proofErr w:type="spellEnd"/>
+      <w:r>
+        <w:t xml:space="preserve"> de Projetos de Lei da Câmara dos Deputados. O processo incluiu a coleta própria de dados por meio da API pública de Dados Abertos, a organização dos rótulos oficiais atribuídos pelo CEDI, a construção de um modelo de referência baseado em TF-IDF e Regressão Logística, o ajuste fino de um modelo profundo baseado em </w:t>
+      </w:r>
+      <w:proofErr w:type="spellStart"/>
+      <w:r>
+        <w:t>BERTimbau</w:t>
+      </w:r>
+      <w:proofErr w:type="spellEnd"/>
+      <w:r>
+        <w:t xml:space="preserve"> e a avaliação crítica dos resultados obtidos.</w:t>
+      </w:r>
+    </w:p>
+    <w:p>
+      <w:pPr>
+        <w:spacing w:after="120"/>
+        <w:jc w:val="both"/>
+      </w:pPr>
+      <w:r>
+        <w:t xml:space="preserve">No experimento principal, o </w:t>
+      </w:r>
+      <w:proofErr w:type="spellStart"/>
+      <w:r>
+        <w:t>BERTimbau</w:t>
+      </w:r>
+      <w:proofErr w:type="spellEnd"/>
+      <w:r>
+        <w:t xml:space="preserve"> apresentou desempenho superior ao baseline, especialmente nas métricas macro-F1, alcançando macro-F1 de 0,700 nos temas com suporte igual ou superior a 200 proposições. Esse resultado indica que modelos baseados em Transformers podem contribuir para a classificação automática de ementas legislativas em português brasileiro. Ao mesmo tempo, o desempenho competitivo do baseline mostrou que métodos tradicionais ainda são relevantes em textos curtos, formais e ricos em termos indicativos de tema, como é o caso das ementas de Projetos de Lei.</w:t>
+      </w:r>
+    </w:p>
+    <w:p>
+      <w:pPr>
+        <w:jc w:val="both"/>
+      </w:pPr>
+      <w:r>
+        <w:t>Do ponto de vista prático, os resultados sugerem que a classificação automática não deve substituir o trabalho especializado de classificação temática, mas pode funcionar como ferramenta de apoio. O modelo pode ser utilizado para sugerir temas, auxiliar processos de busca, organizar grandes volumes de proposições e produzir estatísticas agregadas sobre a agenda legislativa, especialmente nos temas mais representados no conjunto de dados.</w:t>
+      </w:r>
+    </w:p>
+    <w:p>
+      <w:pPr>
+        <w:spacing w:after="120"/>
+        <w:jc w:val="both"/>
+      </w:pPr>
+      <w:r>
+        <w:t>O principal diferencial do trabalho foi o segundo experimento, no qual o modelo treinado em ementas foi aplicado a discursos parlamentares. Essa etapa permitiu observar, na prática, o problema de mudança de domínio (</w:t>
+      </w:r>
+      <w:proofErr w:type="spellStart"/>
+      <w:r>
+        <w:rPr>
+          <w:i/>
+          <w:iCs/>
+        </w:rPr>
+        <w:t>domain</w:t>
+      </w:r>
+      <w:proofErr w:type="spellEnd"/>
+      <w:r>
+        <w:rPr>
+          <w:i/>
+          <w:iCs/>
+        </w:rPr>
+        <w:t xml:space="preserve"> shift</w:t>
+      </w:r>
+      <w:r>
+        <w:t>): um modelo treinado em textos curtos e padronizados perde desempenho quando aplicado a textos mais longos, argumentativos e coloquiais. Ainda assim, a classificação dos discursos possibilitou uma análise exploratória da relação entre agenda discursiva e agenda legislativa, comparando os temas sobre os quais os parlamentares falam com os temas presentes nas proposições que apresentam.</w:t>
+      </w:r>
+    </w:p>
+    <w:p>
+      <w:pPr>
+        <w:spacing w:after="120"/>
+        <w:jc w:val="both"/>
+      </w:pPr>
+      <w:r>
+        <w:t xml:space="preserve">As limitações encontradas também são parte importante dos resultados. A distribuição desigual dos temas, a baixa ocorrência de alguns rótulos, a subjetividade da classificação temática original, a </w:t>
+      </w:r>
+      <w:proofErr w:type="spellStart"/>
+      <w:r>
+        <w:t>sobre-rotulação</w:t>
+      </w:r>
+      <w:proofErr w:type="spellEnd"/>
+      <w:r>
+        <w:t xml:space="preserve"> nos discursos e o uso de uma amostra rotulada por LLM como referência indicam que os resultados devem ser interpretados com cautela. Em especial, a análise “fala versus </w:t>
+      </w:r>
+      <w:r>
+        <w:t>faz</w:t>
+      </w:r>
+      <w:r>
+        <w:t>” deve ser entendida como exploratória e agregada, não como avaliação definitiva da atuação individual dos parlamentares.</w:t>
+      </w:r>
+    </w:p>
+    <w:p>
+      <w:pPr>
+        <w:spacing w:after="120"/>
+        <w:jc w:val="both"/>
+      </w:pPr>
+      <w:r>
+        <w:t xml:space="preserve">Como trabalhos futuros, recomenda-se investigar estratégias para reduzir a </w:t>
+      </w:r>
+      <w:proofErr w:type="spellStart"/>
+      <w:r>
+        <w:t>sobre-rotulação</w:t>
+      </w:r>
+      <w:proofErr w:type="spellEnd"/>
+      <w:r>
+        <w:t xml:space="preserve"> nos discursos, como a recalibração dos limiares por domínio ou a substituição da agregação por máximo por métodos mais conservadores. Também seria relevante experimentar técnicas de adaptação de domínio, como o pré-treinamento adicional em discursos parlamentares, além de </w:t>
       </w:r>
       <w:r>
         <w:lastRenderedPageBreak/>
@@ -2357,7 +3578,55 @@
         <w:jc w:val="both"/>
       </w:pPr>
       <w:r>
-        <w:t xml:space="preserve">DEVLIN, J.; CHANG, M.-W.; LEE, K.; TOUTANOVA, K. BERT: Pre-training of Deep Bidirectional Transformers for Language Understanding. </w:t>
+        <w:t xml:space="preserve">DEVLIN, J.; CHANG, M.-W.; LEE, K.; TOUTANOVA, K. BERT: </w:t>
+      </w:r>
+      <w:proofErr w:type="spellStart"/>
+      <w:r>
+        <w:t>Pre</w:t>
+      </w:r>
+      <w:proofErr w:type="spellEnd"/>
+      <w:r>
+        <w:t xml:space="preserve">-training </w:t>
+      </w:r>
+      <w:proofErr w:type="spellStart"/>
+      <w:r>
+        <w:t>of</w:t>
+      </w:r>
+      <w:proofErr w:type="spellEnd"/>
+      <w:r>
+        <w:t xml:space="preserve"> </w:t>
+      </w:r>
+      <w:proofErr w:type="spellStart"/>
+      <w:r>
+        <w:t>Deep</w:t>
+      </w:r>
+      <w:proofErr w:type="spellEnd"/>
+      <w:r>
+        <w:t xml:space="preserve"> </w:t>
+      </w:r>
+      <w:proofErr w:type="spellStart"/>
+      <w:r>
+        <w:t>Bidirectional</w:t>
+      </w:r>
+      <w:proofErr w:type="spellEnd"/>
+      <w:r>
+        <w:t xml:space="preserve"> Transformers for </w:t>
+      </w:r>
+      <w:proofErr w:type="spellStart"/>
+      <w:r>
+        <w:t>Language</w:t>
+      </w:r>
+      <w:proofErr w:type="spellEnd"/>
+      <w:r>
+        <w:t xml:space="preserve"> </w:t>
+      </w:r>
+      <w:proofErr w:type="spellStart"/>
+      <w:r>
+        <w:t>Understanding</w:t>
+      </w:r>
+      <w:proofErr w:type="spellEnd"/>
+      <w:r>
+        <w:t xml:space="preserve">. </w:t>
       </w:r>
     </w:p>
     <w:p>
@@ -2372,7 +3641,71 @@
         <w:t>:</w:t>
       </w:r>
       <w:r>
-        <w:t xml:space="preserve"> Don't Stop Pretraining: Adapt Language Models to Domains and Tasks. In: ACL, 2020.</w:t>
+        <w:t xml:space="preserve"> </w:t>
+      </w:r>
+      <w:proofErr w:type="spellStart"/>
+      <w:r>
+        <w:t>Don't</w:t>
+      </w:r>
+      <w:proofErr w:type="spellEnd"/>
+      <w:r>
+        <w:t xml:space="preserve"> Stop </w:t>
+      </w:r>
+      <w:proofErr w:type="spellStart"/>
+      <w:r>
+        <w:t>Pretraining</w:t>
+      </w:r>
+      <w:proofErr w:type="spellEnd"/>
+      <w:r>
+        <w:t xml:space="preserve">: </w:t>
+      </w:r>
+      <w:proofErr w:type="spellStart"/>
+      <w:r>
+        <w:t>Adapt</w:t>
+      </w:r>
+      <w:proofErr w:type="spellEnd"/>
+      <w:r>
+        <w:t xml:space="preserve"> </w:t>
+      </w:r>
+      <w:proofErr w:type="spellStart"/>
+      <w:r>
+        <w:t>Language</w:t>
+      </w:r>
+      <w:proofErr w:type="spellEnd"/>
+      <w:r>
+        <w:t xml:space="preserve"> Models </w:t>
+      </w:r>
+      <w:proofErr w:type="spellStart"/>
+      <w:r>
+        <w:t>to</w:t>
+      </w:r>
+      <w:proofErr w:type="spellEnd"/>
+      <w:r>
+        <w:t xml:space="preserve"> </w:t>
+      </w:r>
+      <w:proofErr w:type="spellStart"/>
+      <w:r>
+        <w:t>Domains</w:t>
+      </w:r>
+      <w:proofErr w:type="spellEnd"/>
+      <w:r>
+        <w:t xml:space="preserve"> </w:t>
+      </w:r>
+      <w:proofErr w:type="spellStart"/>
+      <w:r>
+        <w:t>and</w:t>
+      </w:r>
+      <w:proofErr w:type="spellEnd"/>
+      <w:r>
+        <w:t xml:space="preserve"> </w:t>
+      </w:r>
+      <w:proofErr w:type="spellStart"/>
+      <w:r>
+        <w:t>Tasks</w:t>
+      </w:r>
+      <w:proofErr w:type="spellEnd"/>
+      <w:r>
+        <w:t>. In: ACL, 2020.</w:t>
       </w:r>
       <w:r>
         <w:t xml:space="preserve"> https://doi.org/10.48550/arXiv.2004.10964</w:t>
@@ -2384,7 +3717,39 @@
         <w:jc w:val="both"/>
       </w:pPr>
       <w:r>
-        <w:t xml:space="preserve">HOWARD, J.; RUDER, S. Universal Language Model Fine-tuning for Text Classification. </w:t>
+        <w:t xml:space="preserve">HOWARD, J.; RUDER, S. Universal </w:t>
+      </w:r>
+      <w:proofErr w:type="spellStart"/>
+      <w:r>
+        <w:t>Language</w:t>
+      </w:r>
+      <w:proofErr w:type="spellEnd"/>
+      <w:r>
+        <w:t xml:space="preserve"> Model Fine-</w:t>
+      </w:r>
+      <w:proofErr w:type="spellStart"/>
+      <w:r>
+        <w:t>tuning</w:t>
+      </w:r>
+      <w:proofErr w:type="spellEnd"/>
+      <w:r>
+        <w:t xml:space="preserve"> for </w:t>
+      </w:r>
+      <w:proofErr w:type="spellStart"/>
+      <w:r>
+        <w:t>Text</w:t>
+      </w:r>
+      <w:proofErr w:type="spellEnd"/>
+      <w:r>
+        <w:t xml:space="preserve"> </w:t>
+      </w:r>
+      <w:proofErr w:type="spellStart"/>
+      <w:r>
+        <w:t>Classification</w:t>
+      </w:r>
+      <w:proofErr w:type="spellEnd"/>
+      <w:r>
+        <w:t xml:space="preserve">. </w:t>
       </w:r>
       <w:r>
         <w:t xml:space="preserve">DOI: </w:t>
@@ -2401,7 +3766,63 @@
         <w:jc w:val="both"/>
       </w:pPr>
       <w:r>
-        <w:t>MINAEE, S.; KALCHBRENNER, N.; CAMBRIA, E.; NIKZAD, N.; CHENAGHLU, M.; GAO, J. Deep Learning–Based Text Classification: A Comprehensive Review. ACM Computing Surveys, v. 54, n. 3, art. 62, 2021. DOI: 10.1145/3439726.</w:t>
+        <w:t xml:space="preserve">MINAEE, S.; KALCHBRENNER, N.; CAMBRIA, E.; NIKZAD, N.; CHENAGHLU, M.; GAO, J. </w:t>
+      </w:r>
+      <w:proofErr w:type="spellStart"/>
+      <w:r>
+        <w:t>Deep</w:t>
+      </w:r>
+      <w:proofErr w:type="spellEnd"/>
+      <w:r>
+        <w:t xml:space="preserve"> Learning–</w:t>
+      </w:r>
+      <w:proofErr w:type="spellStart"/>
+      <w:r>
+        <w:t>Based</w:t>
+      </w:r>
+      <w:proofErr w:type="spellEnd"/>
+      <w:r>
+        <w:t xml:space="preserve"> </w:t>
+      </w:r>
+      <w:proofErr w:type="spellStart"/>
+      <w:r>
+        <w:t>Text</w:t>
+      </w:r>
+      <w:proofErr w:type="spellEnd"/>
+      <w:r>
+        <w:t xml:space="preserve"> </w:t>
+      </w:r>
+      <w:proofErr w:type="spellStart"/>
+      <w:r>
+        <w:t>Classification</w:t>
+      </w:r>
+      <w:proofErr w:type="spellEnd"/>
+      <w:r>
+        <w:t xml:space="preserve">: A </w:t>
+      </w:r>
+      <w:proofErr w:type="spellStart"/>
+      <w:r>
+        <w:t>Comprehensive</w:t>
+      </w:r>
+      <w:proofErr w:type="spellEnd"/>
+      <w:r>
+        <w:t xml:space="preserve"> Review. ACM </w:t>
+      </w:r>
+      <w:proofErr w:type="spellStart"/>
+      <w:r>
+        <w:t>Computing</w:t>
+      </w:r>
+      <w:proofErr w:type="spellEnd"/>
+      <w:r>
+        <w:t xml:space="preserve"> </w:t>
+      </w:r>
+      <w:proofErr w:type="spellStart"/>
+      <w:r>
+        <w:t>Surveys</w:t>
+      </w:r>
+      <w:proofErr w:type="spellEnd"/>
+      <w:r>
+        <w:t>, v. 54, n. 3, art. 62, 2021. DOI: 10.1145/3439726.</w:t>
       </w:r>
     </w:p>
     <w:p>
@@ -2410,7 +3831,55 @@
         <w:jc w:val="both"/>
       </w:pPr>
       <w:r>
-        <w:t>RODRIGUES, J. et al. Advancing Neural Encoding of Portuguese with Transformer Albertina PT-*.</w:t>
+        <w:t xml:space="preserve">RODRIGUES, J. et al. </w:t>
+      </w:r>
+      <w:proofErr w:type="spellStart"/>
+      <w:r>
+        <w:t>Advancing</w:t>
+      </w:r>
+      <w:proofErr w:type="spellEnd"/>
+      <w:r>
+        <w:t xml:space="preserve"> Neural </w:t>
+      </w:r>
+      <w:proofErr w:type="spellStart"/>
+      <w:r>
+        <w:t>Encoding</w:t>
+      </w:r>
+      <w:proofErr w:type="spellEnd"/>
+      <w:r>
+        <w:t xml:space="preserve"> </w:t>
+      </w:r>
+      <w:proofErr w:type="spellStart"/>
+      <w:r>
+        <w:t>of</w:t>
+      </w:r>
+      <w:proofErr w:type="spellEnd"/>
+      <w:r>
+        <w:t xml:space="preserve"> </w:t>
+      </w:r>
+      <w:proofErr w:type="spellStart"/>
+      <w:r>
+        <w:t>Portuguese</w:t>
+      </w:r>
+      <w:proofErr w:type="spellEnd"/>
+      <w:r>
+        <w:t xml:space="preserve"> </w:t>
+      </w:r>
+      <w:proofErr w:type="spellStart"/>
+      <w:r>
+        <w:t>with</w:t>
+      </w:r>
+      <w:proofErr w:type="spellEnd"/>
+      <w:r>
+        <w:t xml:space="preserve"> </w:t>
+      </w:r>
+      <w:proofErr w:type="spellStart"/>
+      <w:r>
+        <w:t>Transformer</w:t>
+      </w:r>
+      <w:proofErr w:type="spellEnd"/>
+      <w:r>
+        <w:t xml:space="preserve"> Albertina PT-*.</w:t>
       </w:r>
       <w:r>
         <w:t xml:space="preserve"> https://doi.org/10.48550/arXiv.2305.06721</w:t>
@@ -2423,9 +3892,60 @@
       <w:pPr>
         <w:spacing w:after="80"/>
         <w:jc w:val="both"/>
-      </w:pPr>
-      <w:r>
-        <w:t>SECHIDIS, K.; TSOUMAKAS, G.; VLAHAVAS, I. On the Stratification of Multi-label Data. In: ECML PKDD, LNCS v. 6913, Springer, 2011. DOI: 10.1007/978-3-642-23808-6_10.</w:t>
+        <w:rPr>
+          <w:u w:val="single"/>
+        </w:rPr>
+      </w:pPr>
+      <w:r>
+        <w:t xml:space="preserve">SALTON, G.; BUCKLEY, C. </w:t>
+      </w:r>
+      <w:proofErr w:type="spellStart"/>
+      <w:r>
+        <w:t>Term-weighting</w:t>
+      </w:r>
+      <w:proofErr w:type="spellEnd"/>
+      <w:r>
+        <w:t xml:space="preserve"> approaches in </w:t>
+      </w:r>
+      <w:proofErr w:type="spellStart"/>
+      <w:r>
+        <w:t>automatic</w:t>
+      </w:r>
+      <w:proofErr w:type="spellEnd"/>
+      <w:r>
+        <w:t xml:space="preserve"> </w:t>
+      </w:r>
+      <w:proofErr w:type="spellStart"/>
+      <w:r>
+        <w:t>text</w:t>
+      </w:r>
+      <w:proofErr w:type="spellEnd"/>
+      <w:r>
+        <w:t xml:space="preserve"> </w:t>
+      </w:r>
+      <w:proofErr w:type="spellStart"/>
+      <w:r>
+        <w:t>retrieval</w:t>
+      </w:r>
+      <w:proofErr w:type="spellEnd"/>
+      <w:r>
+        <w:t xml:space="preserve">. </w:t>
+      </w:r>
+      <w:proofErr w:type="spellStart"/>
+      <w:r>
+        <w:t>Information</w:t>
+      </w:r>
+      <w:proofErr w:type="spellEnd"/>
+      <w:r>
+        <w:t xml:space="preserve"> </w:t>
+      </w:r>
+      <w:proofErr w:type="spellStart"/>
+      <w:r>
+        <w:t>Processing</w:t>
+      </w:r>
+      <w:proofErr w:type="spellEnd"/>
+      <w:r>
+        <w:t xml:space="preserve"> &amp; Management, v. 24, n. 5, p. 513–523, 1988. DOI: 10.1016/0306-4573(88)90021-0.</w:t>
       </w:r>
     </w:p>
     <w:p>
@@ -2434,7 +3954,47 @@
         <w:jc w:val="both"/>
       </w:pPr>
       <w:r>
-        <w:t xml:space="preserve">SIQUEIRA, F. A.; VITÓRIO, D. et al. Ulysses Tesemõ: a new large corpus for Brazilian legal and governmental domain. Language Resources and Evaluation, Springer, 2024. DOI: 10.1007/s10579-024-09762-8. </w:t>
+        <w:t xml:space="preserve">SECHIDIS, K.; TSOUMAKAS, G.; VLAHAVAS, I. </w:t>
+      </w:r>
+      <w:proofErr w:type="spellStart"/>
+      <w:r>
+        <w:t>On</w:t>
+      </w:r>
+      <w:proofErr w:type="spellEnd"/>
+      <w:r>
+        <w:t xml:space="preserve"> </w:t>
+      </w:r>
+      <w:proofErr w:type="spellStart"/>
+      <w:r>
+        <w:t>the</w:t>
+      </w:r>
+      <w:proofErr w:type="spellEnd"/>
+      <w:r>
+        <w:t xml:space="preserve"> </w:t>
+      </w:r>
+      <w:proofErr w:type="spellStart"/>
+      <w:r>
+        <w:t>Stratification</w:t>
+      </w:r>
+      <w:proofErr w:type="spellEnd"/>
+      <w:r>
+        <w:t xml:space="preserve"> </w:t>
+      </w:r>
+      <w:proofErr w:type="spellStart"/>
+      <w:r>
+        <w:t>of</w:t>
+      </w:r>
+      <w:proofErr w:type="spellEnd"/>
+      <w:r>
+        <w:t xml:space="preserve"> </w:t>
+      </w:r>
+      <w:proofErr w:type="spellStart"/>
+      <w:r>
+        <w:t>Multi-label</w:t>
+      </w:r>
+      <w:proofErr w:type="spellEnd"/>
+      <w:r>
+        <w:t xml:space="preserve"> Data. In: ECML PKDD, LNCS v. 6913, Springer, 2011. DOI: 10.1007/978-3-642-23808-6_10.</w:t>
       </w:r>
     </w:p>
     <w:p>
@@ -2443,7 +4003,128 @@
         <w:jc w:val="both"/>
       </w:pPr>
       <w:r>
-        <w:t xml:space="preserve">SOUZA, F.; NOGUEIRA, R.; LOTUFO, R. BERTimbau: Pretrained BERT Models for Brazilian Portuguese. </w:t>
+        <w:t xml:space="preserve">SIQUEIRA, F. A.; VITÓRIO, D. et al. Ulysses </w:t>
+      </w:r>
+      <w:proofErr w:type="spellStart"/>
+      <w:r>
+        <w:t>Tesemõ</w:t>
+      </w:r>
+      <w:proofErr w:type="spellEnd"/>
+      <w:r>
+        <w:t xml:space="preserve">: a new </w:t>
+      </w:r>
+      <w:proofErr w:type="spellStart"/>
+      <w:r>
+        <w:t>large</w:t>
+      </w:r>
+      <w:proofErr w:type="spellEnd"/>
+      <w:r>
+        <w:t xml:space="preserve"> corpus for </w:t>
+      </w:r>
+      <w:proofErr w:type="spellStart"/>
+      <w:r>
+        <w:t>Brazilian</w:t>
+      </w:r>
+      <w:proofErr w:type="spellEnd"/>
+      <w:r>
+        <w:t xml:space="preserve"> legal </w:t>
+      </w:r>
+      <w:proofErr w:type="spellStart"/>
+      <w:r>
+        <w:t>and</w:t>
+      </w:r>
+      <w:proofErr w:type="spellEnd"/>
+      <w:r>
+        <w:t xml:space="preserve"> </w:t>
+      </w:r>
+      <w:proofErr w:type="spellStart"/>
+      <w:r>
+        <w:t>governmental</w:t>
+      </w:r>
+      <w:proofErr w:type="spellEnd"/>
+      <w:r>
+        <w:t xml:space="preserve"> </w:t>
+      </w:r>
+      <w:proofErr w:type="spellStart"/>
+      <w:r>
+        <w:t>domain</w:t>
+      </w:r>
+      <w:proofErr w:type="spellEnd"/>
+      <w:r>
+        <w:t xml:space="preserve">. </w:t>
+      </w:r>
+      <w:proofErr w:type="spellStart"/>
+      <w:r>
+        <w:t>Language</w:t>
+      </w:r>
+      <w:proofErr w:type="spellEnd"/>
+      <w:r>
+        <w:t xml:space="preserve"> </w:t>
+      </w:r>
+      <w:proofErr w:type="spellStart"/>
+      <w:r>
+        <w:t>Resources</w:t>
+      </w:r>
+      <w:proofErr w:type="spellEnd"/>
+      <w:r>
+        <w:t xml:space="preserve"> </w:t>
+      </w:r>
+      <w:proofErr w:type="spellStart"/>
+      <w:r>
+        <w:t>and</w:t>
+      </w:r>
+      <w:proofErr w:type="spellEnd"/>
+      <w:r>
+        <w:t xml:space="preserve"> </w:t>
+      </w:r>
+      <w:proofErr w:type="spellStart"/>
+      <w:r>
+        <w:t>Evaluation</w:t>
+      </w:r>
+      <w:proofErr w:type="spellEnd"/>
+      <w:r>
+        <w:t xml:space="preserve">, Springer, 2024. DOI: 10.1007/s10579-024-09762-8. </w:t>
+      </w:r>
+    </w:p>
+    <w:p>
+      <w:pPr>
+        <w:spacing w:after="80"/>
+        <w:jc w:val="both"/>
+      </w:pPr>
+      <w:r>
+        <w:t xml:space="preserve">SOUZA, F.; NOGUEIRA, R.; LOTUFO, R. </w:t>
+      </w:r>
+      <w:proofErr w:type="spellStart"/>
+      <w:r>
+        <w:t>BERTimbau</w:t>
+      </w:r>
+      <w:proofErr w:type="spellEnd"/>
+      <w:r>
+        <w:t xml:space="preserve">: </w:t>
+      </w:r>
+      <w:proofErr w:type="spellStart"/>
+      <w:r>
+        <w:t>Pretrained</w:t>
+      </w:r>
+      <w:proofErr w:type="spellEnd"/>
+      <w:r>
+        <w:t xml:space="preserve"> BERT Models for </w:t>
+      </w:r>
+      <w:proofErr w:type="spellStart"/>
+      <w:r>
+        <w:t>Brazilian</w:t>
+      </w:r>
+      <w:proofErr w:type="spellEnd"/>
+      <w:r>
+        <w:t xml:space="preserve"> </w:t>
+      </w:r>
+      <w:proofErr w:type="spellStart"/>
+      <w:r>
+        <w:t>Portuguese</w:t>
+      </w:r>
+      <w:proofErr w:type="spellEnd"/>
+      <w:r>
+        <w:t xml:space="preserve">. </w:t>
       </w:r>
       <w:r>
         <w:t>DOI:</w:t>
@@ -2460,7 +4141,63 @@
         <w:jc w:val="both"/>
       </w:pPr>
       <w:r>
-        <w:t>ALBUQUERQUE H. O et al. UlyssesNER-Br: A Corpus of Brazilian Legislative Documents for Named Entity Recognition. DOI: 10.1007/978-3-030-98305-5_1.</w:t>
+        <w:t xml:space="preserve">ALBUQUERQUE H. O et al. </w:t>
+      </w:r>
+      <w:proofErr w:type="spellStart"/>
+      <w:r>
+        <w:t>UlyssesNER</w:t>
+      </w:r>
+      <w:proofErr w:type="spellEnd"/>
+      <w:r>
+        <w:t xml:space="preserve">-Br: A Corpus </w:t>
+      </w:r>
+      <w:proofErr w:type="spellStart"/>
+      <w:r>
+        <w:t>of</w:t>
+      </w:r>
+      <w:proofErr w:type="spellEnd"/>
+      <w:r>
+        <w:t xml:space="preserve"> </w:t>
+      </w:r>
+      <w:proofErr w:type="spellStart"/>
+      <w:r>
+        <w:t>Brazilian</w:t>
+      </w:r>
+      <w:proofErr w:type="spellEnd"/>
+      <w:r>
+        <w:t xml:space="preserve"> </w:t>
+      </w:r>
+      <w:proofErr w:type="spellStart"/>
+      <w:r>
+        <w:t>Legislative</w:t>
+      </w:r>
+      <w:proofErr w:type="spellEnd"/>
+      <w:r>
+        <w:t xml:space="preserve"> </w:t>
+      </w:r>
+      <w:proofErr w:type="spellStart"/>
+      <w:r>
+        <w:t>Documents</w:t>
+      </w:r>
+      <w:proofErr w:type="spellEnd"/>
+      <w:r>
+        <w:t xml:space="preserve"> for </w:t>
+      </w:r>
+      <w:proofErr w:type="spellStart"/>
+      <w:r>
+        <w:t>Named</w:t>
+      </w:r>
+      <w:proofErr w:type="spellEnd"/>
+      <w:r>
+        <w:t xml:space="preserve"> Entity </w:t>
+      </w:r>
+      <w:proofErr w:type="spellStart"/>
+      <w:r>
+        <w:t>Recognition</w:t>
+      </w:r>
+      <w:proofErr w:type="spellEnd"/>
+      <w:r>
+        <w:t>. DOI: 10.1007/978-3-030-98305-5_1.</w:t>
       </w:r>
     </w:p>
     <w:p>
@@ -2469,7 +4206,55 @@
         <w:jc w:val="both"/>
       </w:pPr>
       <w:r>
-        <w:t>VASWANI, A. et al. Attention Is All You Need. In: NeurIPS, 2017.</w:t>
+        <w:t xml:space="preserve">VASWANI, A. et al. </w:t>
+      </w:r>
+      <w:proofErr w:type="spellStart"/>
+      <w:r>
+        <w:t>Attention</w:t>
+      </w:r>
+      <w:proofErr w:type="spellEnd"/>
+      <w:r>
+        <w:t xml:space="preserve"> </w:t>
+      </w:r>
+      <w:proofErr w:type="spellStart"/>
+      <w:r>
+        <w:t>Is</w:t>
+      </w:r>
+      <w:proofErr w:type="spellEnd"/>
+      <w:r>
+        <w:t xml:space="preserve"> </w:t>
+      </w:r>
+      <w:proofErr w:type="spellStart"/>
+      <w:r>
+        <w:t>All</w:t>
+      </w:r>
+      <w:proofErr w:type="spellEnd"/>
+      <w:r>
+        <w:t xml:space="preserve"> </w:t>
+      </w:r>
+      <w:proofErr w:type="spellStart"/>
+      <w:r>
+        <w:t>You</w:t>
+      </w:r>
+      <w:proofErr w:type="spellEnd"/>
+      <w:r>
+        <w:t xml:space="preserve"> </w:t>
+      </w:r>
+      <w:proofErr w:type="spellStart"/>
+      <w:r>
+        <w:t>Need</w:t>
+      </w:r>
+      <w:proofErr w:type="spellEnd"/>
+      <w:r>
+        <w:t xml:space="preserve">. In: </w:t>
+      </w:r>
+      <w:proofErr w:type="spellStart"/>
+      <w:r>
+        <w:t>NeurIPS</w:t>
+      </w:r>
+      <w:proofErr w:type="spellEnd"/>
+      <w:r>
+        <w:t>, 2017.</w:t>
       </w:r>
     </w:p>
     <w:p>
@@ -2481,7 +4266,119 @@
         </w:rPr>
       </w:pPr>
       <w:r>
-        <w:t xml:space="preserve">MENEZES-NETO, Elias Jacob de; CLEMENTINO, Marco Bruno Miranda. Using deep learning to predict outcomes of legal appeals better than human experts: a study with data from Brazilian federal courts. DOI: 10.1371/journal.pone.0272287. </w:t>
+        <w:t xml:space="preserve">MENEZES-NETO, Elias Jacob de; CLEMENTINO, Marco Bruno Miranda. </w:t>
+      </w:r>
+      <w:proofErr w:type="spellStart"/>
+      <w:r>
+        <w:t>Using</w:t>
+      </w:r>
+      <w:proofErr w:type="spellEnd"/>
+      <w:r>
+        <w:t xml:space="preserve"> </w:t>
+      </w:r>
+      <w:proofErr w:type="spellStart"/>
+      <w:r>
+        <w:t>deep</w:t>
+      </w:r>
+      <w:proofErr w:type="spellEnd"/>
+      <w:r>
+        <w:t xml:space="preserve"> learning </w:t>
+      </w:r>
+      <w:proofErr w:type="spellStart"/>
+      <w:r>
+        <w:t>to</w:t>
+      </w:r>
+      <w:proofErr w:type="spellEnd"/>
+      <w:r>
+        <w:t xml:space="preserve"> </w:t>
+      </w:r>
+      <w:proofErr w:type="spellStart"/>
+      <w:r>
+        <w:t>predict</w:t>
+      </w:r>
+      <w:proofErr w:type="spellEnd"/>
+      <w:r>
+        <w:t xml:space="preserve"> </w:t>
+      </w:r>
+      <w:proofErr w:type="spellStart"/>
+      <w:r>
+        <w:t>outcomes</w:t>
+      </w:r>
+      <w:proofErr w:type="spellEnd"/>
+      <w:r>
+        <w:t xml:space="preserve"> </w:t>
+      </w:r>
+      <w:proofErr w:type="spellStart"/>
+      <w:r>
+        <w:t>of</w:t>
+      </w:r>
+      <w:proofErr w:type="spellEnd"/>
+      <w:r>
+        <w:t xml:space="preserve"> legal appeals </w:t>
+      </w:r>
+      <w:proofErr w:type="spellStart"/>
+      <w:r>
+        <w:t>better</w:t>
+      </w:r>
+      <w:proofErr w:type="spellEnd"/>
+      <w:r>
+        <w:t xml:space="preserve"> </w:t>
+      </w:r>
+      <w:proofErr w:type="spellStart"/>
+      <w:r>
+        <w:t>than</w:t>
+      </w:r>
+      <w:proofErr w:type="spellEnd"/>
+      <w:r>
+        <w:t xml:space="preserve"> </w:t>
+      </w:r>
+      <w:proofErr w:type="spellStart"/>
+      <w:r>
+        <w:t>human</w:t>
+      </w:r>
+      <w:proofErr w:type="spellEnd"/>
+      <w:r>
+        <w:t xml:space="preserve"> experts: a </w:t>
+      </w:r>
+      <w:proofErr w:type="spellStart"/>
+      <w:r>
+        <w:t>study</w:t>
+      </w:r>
+      <w:proofErr w:type="spellEnd"/>
+      <w:r>
+        <w:t xml:space="preserve"> </w:t>
+      </w:r>
+      <w:proofErr w:type="spellStart"/>
+      <w:r>
+        <w:t>with</w:t>
+      </w:r>
+      <w:proofErr w:type="spellEnd"/>
+      <w:r>
+        <w:t xml:space="preserve"> data </w:t>
+      </w:r>
+      <w:proofErr w:type="spellStart"/>
+      <w:r>
+        <w:t>from</w:t>
+      </w:r>
+      <w:proofErr w:type="spellEnd"/>
+      <w:r>
+        <w:t xml:space="preserve"> </w:t>
+      </w:r>
+      <w:proofErr w:type="spellStart"/>
+      <w:r>
+        <w:t>Brazilian</w:t>
+      </w:r>
+      <w:proofErr w:type="spellEnd"/>
+      <w:r>
+        <w:t xml:space="preserve"> federal </w:t>
+      </w:r>
+      <w:proofErr w:type="spellStart"/>
+      <w:r>
+        <w:t>courts</w:t>
+      </w:r>
+      <w:proofErr w:type="spellEnd"/>
+      <w:r>
+        <w:t xml:space="preserve">. DOI: 10.1371/journal.pone.0272287. </w:t>
       </w:r>
     </w:p>
     <w:p>
@@ -2490,7 +4387,71 @@
         <w:jc w:val="both"/>
       </w:pPr>
       <w:r>
-        <w:t>ZHENG, L. et al. Judging LLM-as-a-Judge with MT-Bench and Chatbot Arena. In: NeurIPS (Datasets and Benchmarks), 2023. arXiv:2306.05685.</w:t>
+        <w:t xml:space="preserve">ZHENG, L. et al. </w:t>
+      </w:r>
+      <w:proofErr w:type="spellStart"/>
+      <w:r>
+        <w:t>Judging</w:t>
+      </w:r>
+      <w:proofErr w:type="spellEnd"/>
+      <w:r>
+        <w:t xml:space="preserve"> LLM-as-a-Judge </w:t>
+      </w:r>
+      <w:proofErr w:type="spellStart"/>
+      <w:r>
+        <w:t>with</w:t>
+      </w:r>
+      <w:proofErr w:type="spellEnd"/>
+      <w:r>
+        <w:t xml:space="preserve"> MT-</w:t>
+      </w:r>
+      <w:proofErr w:type="spellStart"/>
+      <w:r>
+        <w:t>Bench</w:t>
+      </w:r>
+      <w:proofErr w:type="spellEnd"/>
+      <w:r>
+        <w:t xml:space="preserve"> </w:t>
+      </w:r>
+      <w:proofErr w:type="spellStart"/>
+      <w:r>
+        <w:t>and</w:t>
+      </w:r>
+      <w:proofErr w:type="spellEnd"/>
+      <w:r>
+        <w:t xml:space="preserve"> </w:t>
+      </w:r>
+      <w:proofErr w:type="spellStart"/>
+      <w:r>
+        <w:t>Chatbot</w:t>
+      </w:r>
+      <w:proofErr w:type="spellEnd"/>
+      <w:r>
+        <w:t xml:space="preserve"> Arena. In: </w:t>
+      </w:r>
+      <w:proofErr w:type="spellStart"/>
+      <w:r>
+        <w:t>NeurIPS</w:t>
+      </w:r>
+      <w:proofErr w:type="spellEnd"/>
+      <w:r>
+        <w:t xml:space="preserve"> (</w:t>
+      </w:r>
+      <w:proofErr w:type="spellStart"/>
+      <w:r>
+        <w:t>Datasets</w:t>
+      </w:r>
+      <w:proofErr w:type="spellEnd"/>
+      <w:r>
+        <w:t xml:space="preserve"> </w:t>
+      </w:r>
+      <w:proofErr w:type="spellStart"/>
+      <w:r>
+        <w:t>and</w:t>
+      </w:r>
+      <w:proofErr w:type="spellEnd"/>
+      <w:r>
+        <w:t xml:space="preserve"> Benchmarks), 2023. arXiv:2306.05685.</w:t>
       </w:r>
     </w:p>
     <w:sectPr>
@@ -3313,6 +5274,7 @@
   <w:style w:type="character" w:default="1" w:styleId="Fontepargpadro">
     <w:name w:val="Default Paragraph Font"/>
     <w:uiPriority w:val="1"/>
+    <w:semiHidden/>
     <w:unhideWhenUsed/>
   </w:style>
   <w:style w:type="table" w:default="1" w:styleId="Tabelanormal">
